--- a/storage/app/templates/bien-nhan.docx
+++ b/storage/app/templates/bien-nhan.docx
@@ -1,6 +1,6 @@
 
 <file path=word/document.xml><?xml version="1.0" encoding="utf-8"?>
-<w:document xmlns:wpc="http://schemas.microsoft.com/office/word/2010/wordprocessingCanvas" xmlns:cx="http://schemas.microsoft.com/office/drawing/2014/chartex" xmlns:cx1="http://schemas.microsoft.com/office/drawing/2015/9/8/chartex" xmlns:cx2="http://schemas.microsoft.com/office/drawing/2015/10/21/chartex" xmlns:cx3="http://schemas.microsoft.com/office/drawing/2016/5/9/chartex" xmlns:cx4="http://schemas.microsoft.com/office/drawing/2016/5/10/chartex" xmlns:cx5="http://schemas.microsoft.com/office/drawing/2016/5/11/chartex" xmlns:cx6="http://schemas.microsoft.com/office/drawing/2016/5/12/chartex" xmlns:cx7="http://schemas.microsoft.com/office/drawing/2016/5/13/chartex" xmlns:cx8="http://schemas.microsoft.com/office/drawing/2016/5/14/chartex" xmlns:mc="http://schemas.openxmlformats.org/markup-compatibility/2006" xmlns:aink="http://schemas.microsoft.com/office/drawing/2016/ink" xmlns:am3d="http://schemas.microsoft.com/office/drawing/2017/model3d" xmlns:o="urn:schemas-microsoft-com:office:office" xmlns:r="http://schemas.openxmlformats.org/officeDocument/2006/relationships" xmlns:m="http://schemas.openxmlformats.org/officeDocument/2006/math" xmlns:v="urn:schemas-microsoft-com:vml" xmlns:wp14="http://schemas.microsoft.com/office/word/2010/wordprocessingDrawing" xmlns:wp="http://schemas.openxmlformats.org/drawingml/2006/wordprocessingDrawing" xmlns:w10="urn:schemas-microsoft-com:office:word" xmlns:w="http://schemas.openxmlformats.org/wordprocessingml/2006/main" xmlns:w14="http://schemas.microsoft.com/office/word/2010/wordml" xmlns:w15="http://schemas.microsoft.com/office/word/2012/wordml" xmlns:w16cex="http://schemas.microsoft.com/office/word/2018/wordml/cex" xmlns:w16cid="http://schemas.microsoft.com/office/word/2016/wordml/cid" xmlns:w16="http://schemas.microsoft.com/office/word/2018/wordml" xmlns:w16sdtdh="http://schemas.microsoft.com/office/word/2020/wordml/sdtdatahash" xmlns:w16se="http://schemas.microsoft.com/office/word/2015/wordml/symex" xmlns:wpg="http://schemas.microsoft.com/office/word/2010/wordprocessingGroup" xmlns:wpi="http://schemas.microsoft.com/office/word/2010/wordprocessingInk" xmlns:wne="http://schemas.microsoft.com/office/word/2006/wordml" xmlns:wps="http://schemas.microsoft.com/office/word/2010/wordprocessingShape" mc:Ignorable="w14 w15 w16se w16cid w16 w16cex w16sdtdh wp14">
+<w:document xmlns:wpc="http://schemas.microsoft.com/office/word/2010/wordprocessingCanvas" xmlns:cx="http://schemas.microsoft.com/office/drawing/2014/chartex" xmlns:cx1="http://schemas.microsoft.com/office/drawing/2015/9/8/chartex" xmlns:cx2="http://schemas.microsoft.com/office/drawing/2015/10/21/chartex" xmlns:cx3="http://schemas.microsoft.com/office/drawing/2016/5/9/chartex" xmlns:cx4="http://schemas.microsoft.com/office/drawing/2016/5/10/chartex" xmlns:cx5="http://schemas.microsoft.com/office/drawing/2016/5/11/chartex" xmlns:cx6="http://schemas.microsoft.com/office/drawing/2016/5/12/chartex" xmlns:cx7="http://schemas.microsoft.com/office/drawing/2016/5/13/chartex" xmlns:cx8="http://schemas.microsoft.com/office/drawing/2016/5/14/chartex" xmlns:mc="http://schemas.openxmlformats.org/markup-compatibility/2006" xmlns:aink="http://schemas.microsoft.com/office/drawing/2016/ink" xmlns:am3d="http://schemas.microsoft.com/office/drawing/2017/model3d" xmlns:o="urn:schemas-microsoft-com:office:office" xmlns:oel="http://schemas.microsoft.com/office/2019/extlst" xmlns:r="http://schemas.openxmlformats.org/officeDocument/2006/relationships" xmlns:m="http://schemas.openxmlformats.org/officeDocument/2006/math" xmlns:v="urn:schemas-microsoft-com:vml" xmlns:wp14="http://schemas.microsoft.com/office/word/2010/wordprocessingDrawing" xmlns:wp="http://schemas.openxmlformats.org/drawingml/2006/wordprocessingDrawing" xmlns:w10="urn:schemas-microsoft-com:office:word" xmlns:w="http://schemas.openxmlformats.org/wordprocessingml/2006/main" xmlns:w14="http://schemas.microsoft.com/office/word/2010/wordml" xmlns:w15="http://schemas.microsoft.com/office/word/2012/wordml" xmlns:w16cei="http://schemas.microsoft.com/office/word/2026/wordml/cei" xmlns:w16cex="http://schemas.microsoft.com/office/word/2018/wordml/cex" xmlns:w16cid="http://schemas.microsoft.com/office/word/2016/wordml/cid" xmlns:w16="http://schemas.microsoft.com/office/word/2018/wordml" xmlns:w16du="http://schemas.microsoft.com/office/word/2023/wordml/word16du" xmlns:w16sdtdh="http://schemas.microsoft.com/office/word/2020/wordml/sdtdatahash" xmlns:w16sdtfl="http://schemas.microsoft.com/office/word/2024/wordml/sdtformatlock" xmlns:w16se="http://schemas.microsoft.com/office/word/2015/wordml/symex" xmlns:wpg="http://schemas.microsoft.com/office/word/2010/wordprocessingGroup" xmlns:wpi="http://schemas.microsoft.com/office/word/2010/wordprocessingInk" xmlns:wne="http://schemas.microsoft.com/office/word/2006/wordml" xmlns:wps="http://schemas.microsoft.com/office/word/2010/wordprocessingShape" mc:Ignorable="w14 w15 w16se w16cid w16 w16cex w16sdtdh w16sdtfl w16du wp14">
   <w:body>
     <w:tbl>
       <w:tblPr>
@@ -54,7 +54,21 @@
                 <w:sz w:val="28"/>
                 <w:szCs w:val="28"/>
               </w:rPr>
-              <w:t>PHƯỜNG TÂN THUẬN</w:t>
+              <w:t xml:space="preserve">PHƯỜNG </w:t>
+            </w:r>
+            <w:r>
+              <w:rPr>
+                <w:sz w:val="28"/>
+                <w:szCs w:val="28"/>
+              </w:rPr>
+              <w:t>PHÚ</w:t>
+            </w:r>
+            <w:r>
+              <w:rPr>
+                <w:sz w:val="28"/>
+                <w:szCs w:val="28"/>
+              </w:rPr>
+              <w:t xml:space="preserve"> THUẬN</w:t>
             </w:r>
           </w:p>
           <w:p>
@@ -88,7 +102,16 @@
                 <w:sz w:val="28"/>
                 <w:szCs w:val="28"/>
               </w:rPr>
-              <w:t>NGUYỄN THỊ ĐỊNH</w:t>
+              <w:t xml:space="preserve">NGUYỄN </w:t>
+            </w:r>
+            <w:r>
+              <w:rPr>
+                <w:b/>
+                <w:bCs/>
+                <w:sz w:val="28"/>
+                <w:szCs w:val="28"/>
+              </w:rPr>
+              <w:t>VĂN HƯỞNG</w:t>
             </w:r>
           </w:p>
         </w:tc>
@@ -178,7 +201,7 @@
                     </wp:anchor>
                   </w:drawing>
                 </mc:Choice>
-                <mc:Fallback xmlns:oel="http://schemas.microsoft.com/office/2019/extlst" xmlns:w16du="http://schemas.microsoft.com/office/word/2023/wordml/word16du" xmlns:w16sdtfl="http://schemas.microsoft.com/office/word/2024/wordml/sdtformatlock">
+                <mc:Fallback>
                   <w:pict>
                     <v:line w14:anchorId="370ADB59" id="Straight Connector 2" o:spid="_x0000_s1026" style="position:absolute;z-index:251660288;visibility:visible;mso-wrap-style:square;mso-wrap-distance-left:9pt;mso-wrap-distance-top:0;mso-wrap-distance-right:9pt;mso-wrap-distance-bottom:0;mso-position-horizontal:absolute;mso-position-horizontal-relative:text;mso-position-vertical:absolute;mso-position-vertical-relative:text" from="69.1pt,17.8pt" to="240.5pt,17.8pt" o:gfxdata="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" strokecolor="black [3200]" strokeweight=".5pt">
                       <v:stroke joinstyle="miter"/>
@@ -187,7 +210,6 @@
                 </mc:Fallback>
               </mc:AlternateContent>
             </w:r>
-            <w:proofErr w:type="spellStart"/>
             <w:r>
               <w:rPr>
                 <w:b/>
@@ -195,89 +217,8 @@
                 <w:sz w:val="28"/>
                 <w:szCs w:val="28"/>
               </w:rPr>
-              <w:t>Độc</w:t>
+              <w:t>Độc lập – Tự do – Hạnh phúc</w:t>
             </w:r>
-            <w:proofErr w:type="spellEnd"/>
-            <w:r>
-              <w:rPr>
-                <w:b/>
-                <w:bCs/>
-                <w:sz w:val="28"/>
-                <w:szCs w:val="28"/>
-              </w:rPr>
-              <w:t xml:space="preserve"> </w:t>
-            </w:r>
-            <w:proofErr w:type="spellStart"/>
-            <w:r>
-              <w:rPr>
-                <w:b/>
-                <w:bCs/>
-                <w:sz w:val="28"/>
-                <w:szCs w:val="28"/>
-              </w:rPr>
-              <w:t>lập</w:t>
-            </w:r>
-            <w:proofErr w:type="spellEnd"/>
-            <w:r>
-              <w:rPr>
-                <w:b/>
-                <w:bCs/>
-                <w:sz w:val="28"/>
-                <w:szCs w:val="28"/>
-              </w:rPr>
-              <w:t xml:space="preserve"> – </w:t>
-            </w:r>
-            <w:proofErr w:type="spellStart"/>
-            <w:r>
-              <w:rPr>
-                <w:b/>
-                <w:bCs/>
-                <w:sz w:val="28"/>
-                <w:szCs w:val="28"/>
-              </w:rPr>
-              <w:t>Tự</w:t>
-            </w:r>
-            <w:proofErr w:type="spellEnd"/>
-            <w:r>
-              <w:rPr>
-                <w:b/>
-                <w:bCs/>
-                <w:sz w:val="28"/>
-                <w:szCs w:val="28"/>
-              </w:rPr>
-              <w:t xml:space="preserve"> do – </w:t>
-            </w:r>
-            <w:proofErr w:type="spellStart"/>
-            <w:r>
-              <w:rPr>
-                <w:b/>
-                <w:bCs/>
-                <w:sz w:val="28"/>
-                <w:szCs w:val="28"/>
-              </w:rPr>
-              <w:t>Hạnh</w:t>
-            </w:r>
-            <w:proofErr w:type="spellEnd"/>
-            <w:r>
-              <w:rPr>
-                <w:b/>
-                <w:bCs/>
-                <w:sz w:val="28"/>
-                <w:szCs w:val="28"/>
-              </w:rPr>
-              <w:t xml:space="preserve"> </w:t>
-            </w:r>
-            <w:proofErr w:type="spellStart"/>
-            <w:r>
-              <w:rPr>
-                <w:b/>
-                <w:bCs/>
-                <w:sz w:val="28"/>
-                <w:szCs w:val="28"/>
-              </w:rPr>
-              <w:t>phúc</w:t>
-            </w:r>
-            <w:proofErr w:type="spellEnd"/>
           </w:p>
         </w:tc>
       </w:tr>
@@ -337,7 +278,7 @@
               </wp:anchor>
             </w:drawing>
           </mc:Choice>
-          <mc:Fallback xmlns:oel="http://schemas.microsoft.com/office/2019/extlst" xmlns:w16du="http://schemas.microsoft.com/office/word/2023/wordml/word16du" xmlns:w16sdtfl="http://schemas.microsoft.com/office/word/2024/wordml/sdtformatlock">
+          <mc:Fallback>
             <w:pict>
               <v:line w14:anchorId="0166D8EF" id="Straight Connector 1" o:spid="_x0000_s1026" style="position:absolute;z-index:251659264;visibility:visible;mso-wrap-style:square;mso-wrap-distance-left:9pt;mso-wrap-distance-top:0;mso-wrap-distance-right:9pt;mso-wrap-distance-bottom:0;mso-position-horizontal:absolute;mso-position-horizontal-relative:text;mso-position-vertical:absolute;mso-position-vertical-relative:text" from="62.9pt,3.4pt" to="123.75pt,3.4pt" o:gfxdata="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" strokecolor="black [3200]" strokeweight=".5pt">
                 <v:stroke joinstyle="miter"/>
@@ -377,7 +318,6 @@
           <w:szCs w:val="28"/>
         </w:rPr>
       </w:pPr>
-      <w:proofErr w:type="spellStart"/>
       <w:r>
         <w:rPr>
           <w:b/>
@@ -385,9 +325,8 @@
           <w:sz w:val="28"/>
           <w:szCs w:val="28"/>
         </w:rPr>
-        <w:t>Hội</w:t>
-      </w:r>
-      <w:proofErr w:type="spellEnd"/>
+        <w:t xml:space="preserve">Hội đồng tuyển sinh lớp 1 của trường Tiểu học Nguyễn </w:t>
+      </w:r>
       <w:r>
         <w:rPr>
           <w:b/>
@@ -395,19 +334,19 @@
           <w:sz w:val="28"/>
           <w:szCs w:val="28"/>
         </w:rPr>
-        <w:t xml:space="preserve"> </w:t>
-      </w:r>
-      <w:proofErr w:type="spellStart"/>
-      <w:r>
+        <w:t>Văn Hưởng</w:t>
+      </w:r>
+    </w:p>
+    <w:p>
+      <w:pPr>
+        <w:jc w:val="center"/>
         <w:rPr>
           <w:b/>
           <w:bCs/>
           <w:sz w:val="28"/>
           <w:szCs w:val="28"/>
         </w:rPr>
-        <w:t>đồng</w:t>
-      </w:r>
-      <w:proofErr w:type="spellEnd"/>
+      </w:pPr>
       <w:r>
         <w:rPr>
           <w:b/>
@@ -415,249 +354,183 @@
           <w:sz w:val="28"/>
           <w:szCs w:val="28"/>
         </w:rPr>
+        <w:t>Năm học 2026 – 2027</w:t>
+      </w:r>
+    </w:p>
+    <w:p>
+      <w:pPr>
+        <w:rPr>
+          <w:sz w:val="28"/>
+          <w:szCs w:val="28"/>
+        </w:rPr>
+      </w:pPr>
+    </w:p>
+    <w:p>
+      <w:pPr>
+        <w:rPr>
+          <w:sz w:val="28"/>
+          <w:szCs w:val="28"/>
+        </w:rPr>
+      </w:pPr>
+      <w:r>
+        <w:rPr>
+          <w:sz w:val="28"/>
+          <w:szCs w:val="28"/>
+        </w:rPr>
+        <w:t>Họ tên người nhận: ……………………………………………</w:t>
+      </w:r>
+    </w:p>
+    <w:p>
+      <w:pPr>
+        <w:rPr>
+          <w:sz w:val="28"/>
+          <w:szCs w:val="28"/>
+        </w:rPr>
+      </w:pPr>
+      <w:r>
+        <w:rPr>
+          <w:sz w:val="28"/>
+          <w:szCs w:val="28"/>
+        </w:rPr>
+        <w:t>Đã tiếp nhận hồ sơ:</w:t>
+      </w:r>
+    </w:p>
+    <w:p>
+      <w:pPr>
+        <w:rPr>
+          <w:sz w:val="28"/>
+          <w:szCs w:val="28"/>
+        </w:rPr>
+      </w:pPr>
+      <w:r>
+        <w:rPr>
+          <w:sz w:val="28"/>
+          <w:szCs w:val="28"/>
+        </w:rPr>
+        <w:t>Học sinh:</w:t>
+      </w:r>
+      <w:r>
+        <w:rPr>
+          <w:sz w:val="28"/>
+          <w:szCs w:val="28"/>
+        </w:rPr>
         <w:t xml:space="preserve"> </w:t>
       </w:r>
-      <w:proofErr w:type="spellStart"/>
       <w:r>
         <w:rPr>
           <w:b/>
           <w:bCs/>
-          <w:sz w:val="28"/>
-          <w:szCs w:val="28"/>
-        </w:rPr>
-        <w:t>tuyển</w:t>
-      </w:r>
-      <w:proofErr w:type="spellEnd"/>
+        </w:rPr>
+        <w:fldChar w:fldCharType="begin"/>
+      </w:r>
       <w:r>
         <w:rPr>
           <w:b/>
           <w:bCs/>
-          <w:sz w:val="28"/>
-          <w:szCs w:val="28"/>
-        </w:rPr>
-        <w:t xml:space="preserve"> </w:t>
-      </w:r>
-      <w:proofErr w:type="spellStart"/>
+        </w:rPr>
+        <w:instrText>MERGEFIELD HoVaTenHocSinh \* MERGEFORMAT</w:instrText>
+      </w:r>
       <w:r>
         <w:rPr>
           <w:b/>
           <w:bCs/>
-          <w:sz w:val="28"/>
-          <w:szCs w:val="28"/>
-        </w:rPr>
-        <w:t>sinh</w:t>
-      </w:r>
-      <w:proofErr w:type="spellEnd"/>
+        </w:rPr>
+        <w:fldChar w:fldCharType="separate"/>
+      </w:r>
       <w:r>
         <w:rPr>
           <w:b/>
           <w:bCs/>
-          <w:sz w:val="28"/>
-          <w:szCs w:val="28"/>
-        </w:rPr>
-        <w:t xml:space="preserve"> </w:t>
-      </w:r>
-      <w:proofErr w:type="spellStart"/>
+        </w:rPr>
+        <w:t>${HoVaTenHocSinh}</w:t>
+      </w:r>
       <w:r>
         <w:rPr>
           <w:b/>
           <w:bCs/>
-          <w:sz w:val="28"/>
-          <w:szCs w:val="28"/>
-        </w:rPr>
-        <w:t>lớp</w:t>
-      </w:r>
-      <w:proofErr w:type="spellEnd"/>
+        </w:rPr>
+        <w:fldChar w:fldCharType="end"/>
+      </w:r>
+    </w:p>
+    <w:p>
+      <w:pPr>
+        <w:rPr>
+          <w:sz w:val="28"/>
+          <w:szCs w:val="28"/>
+        </w:rPr>
+      </w:pPr>
+      <w:r>
+        <w:rPr>
+          <w:sz w:val="28"/>
+          <w:szCs w:val="28"/>
+        </w:rPr>
+        <w:t>S</w:t>
+      </w:r>
+      <w:r>
+        <w:rPr>
+          <w:sz w:val="28"/>
+          <w:szCs w:val="28"/>
+        </w:rPr>
+        <w:t xml:space="preserve">inh ngày: </w:t>
+      </w:r>
       <w:r>
         <w:rPr>
           <w:b/>
           <w:bCs/>
-          <w:sz w:val="28"/>
-          <w:szCs w:val="28"/>
-        </w:rPr>
-        <w:t xml:space="preserve"> 1 </w:t>
-      </w:r>
-      <w:proofErr w:type="spellStart"/>
+        </w:rPr>
+        <w:fldChar w:fldCharType="begin"/>
+      </w:r>
       <w:r>
         <w:rPr>
           <w:b/>
           <w:bCs/>
-          <w:sz w:val="28"/>
-          <w:szCs w:val="28"/>
-        </w:rPr>
-        <w:t>của</w:t>
-      </w:r>
-      <w:proofErr w:type="spellEnd"/>
+        </w:rPr>
+        <w:instrText>MERGEFIELD NgaySinh \* MERGEFORMAT</w:instrText>
+      </w:r>
       <w:r>
         <w:rPr>
           <w:b/>
           <w:bCs/>
-          <w:sz w:val="28"/>
-          <w:szCs w:val="28"/>
-        </w:rPr>
-        <w:t xml:space="preserve"> </w:t>
-      </w:r>
-      <w:proofErr w:type="spellStart"/>
+        </w:rPr>
+        <w:fldChar w:fldCharType="separate"/>
+      </w:r>
       <w:r>
         <w:rPr>
           <w:b/>
           <w:bCs/>
-          <w:sz w:val="28"/>
-          <w:szCs w:val="28"/>
-        </w:rPr>
-        <w:t>trường</w:t>
-      </w:r>
-      <w:proofErr w:type="spellEnd"/>
+        </w:rPr>
+        <w:t>${NgaySinh}</w:t>
+      </w:r>
       <w:r>
         <w:rPr>
           <w:b/>
           <w:bCs/>
-          <w:sz w:val="28"/>
-          <w:szCs w:val="28"/>
-        </w:rPr>
-        <w:t xml:space="preserve"> </w:t>
-      </w:r>
-      <w:proofErr w:type="spellStart"/>
-      <w:r>
-        <w:rPr>
-          <w:b/>
-          <w:bCs/>
-          <w:sz w:val="28"/>
-          <w:szCs w:val="28"/>
-        </w:rPr>
-        <w:t>Tiểu</w:t>
-      </w:r>
-      <w:proofErr w:type="spellEnd"/>
-      <w:r>
-        <w:rPr>
-          <w:b/>
-          <w:bCs/>
-          <w:sz w:val="28"/>
-          <w:szCs w:val="28"/>
-        </w:rPr>
-        <w:t xml:space="preserve"> </w:t>
-      </w:r>
-      <w:proofErr w:type="spellStart"/>
-      <w:r>
-        <w:rPr>
-          <w:b/>
-          <w:bCs/>
-          <w:sz w:val="28"/>
-          <w:szCs w:val="28"/>
-        </w:rPr>
-        <w:t>học</w:t>
-      </w:r>
-      <w:proofErr w:type="spellEnd"/>
-      <w:r>
-        <w:rPr>
-          <w:b/>
-          <w:bCs/>
-          <w:sz w:val="28"/>
-          <w:szCs w:val="28"/>
-        </w:rPr>
-        <w:t xml:space="preserve"> </w:t>
-      </w:r>
-      <w:proofErr w:type="spellStart"/>
-      <w:r>
-        <w:rPr>
-          <w:b/>
-          <w:bCs/>
-          <w:sz w:val="28"/>
-          <w:szCs w:val="28"/>
-        </w:rPr>
-        <w:t>Nguyễn</w:t>
-      </w:r>
-      <w:proofErr w:type="spellEnd"/>
-      <w:r>
-        <w:rPr>
-          <w:b/>
-          <w:bCs/>
-          <w:sz w:val="28"/>
-          <w:szCs w:val="28"/>
-        </w:rPr>
-        <w:t xml:space="preserve"> </w:t>
-      </w:r>
-      <w:proofErr w:type="spellStart"/>
-      <w:r>
-        <w:rPr>
-          <w:b/>
-          <w:bCs/>
-          <w:sz w:val="28"/>
-          <w:szCs w:val="28"/>
-        </w:rPr>
-        <w:t>Thị</w:t>
-      </w:r>
-      <w:proofErr w:type="spellEnd"/>
-      <w:r>
-        <w:rPr>
-          <w:b/>
-          <w:bCs/>
-          <w:sz w:val="28"/>
-          <w:szCs w:val="28"/>
-        </w:rPr>
-        <w:t xml:space="preserve"> </w:t>
-      </w:r>
-      <w:proofErr w:type="spellStart"/>
-      <w:r>
-        <w:rPr>
-          <w:b/>
-          <w:bCs/>
-          <w:sz w:val="28"/>
-          <w:szCs w:val="28"/>
-        </w:rPr>
-        <w:t>Định</w:t>
-      </w:r>
-      <w:proofErr w:type="spellEnd"/>
+        </w:rPr>
+        <w:fldChar w:fldCharType="end"/>
+      </w:r>
     </w:p>
     <w:p>
       <w:pPr>
-        <w:jc w:val="center"/>
-        <w:rPr>
-          <w:b/>
-          <w:bCs/>
-          <w:sz w:val="28"/>
-          <w:szCs w:val="28"/>
-        </w:rPr>
-      </w:pPr>
-      <w:proofErr w:type="spellStart"/>
-      <w:r>
-        <w:rPr>
-          <w:b/>
-          <w:bCs/>
-          <w:sz w:val="28"/>
-          <w:szCs w:val="28"/>
-        </w:rPr>
-        <w:t>Năm</w:t>
-      </w:r>
-      <w:proofErr w:type="spellEnd"/>
-      <w:r>
-        <w:rPr>
-          <w:b/>
-          <w:bCs/>
-          <w:sz w:val="28"/>
-          <w:szCs w:val="28"/>
-        </w:rPr>
-        <w:t xml:space="preserve"> </w:t>
-      </w:r>
-      <w:proofErr w:type="spellStart"/>
-      <w:r>
-        <w:rPr>
-          <w:b/>
-          <w:bCs/>
-          <w:sz w:val="28"/>
-          <w:szCs w:val="28"/>
-        </w:rPr>
-        <w:t>học</w:t>
-      </w:r>
-      <w:proofErr w:type="spellEnd"/>
-      <w:r>
-        <w:rPr>
-          <w:b/>
-          <w:bCs/>
-          <w:sz w:val="28"/>
-          <w:szCs w:val="28"/>
-        </w:rPr>
-        <w:t xml:space="preserve"> 2026 – 2027</w:t>
+        <w:rPr>
+          <w:sz w:val="28"/>
+          <w:szCs w:val="28"/>
+        </w:rPr>
+      </w:pPr>
+      <w:r>
+        <w:rPr>
+          <w:sz w:val="28"/>
+          <w:szCs w:val="28"/>
+        </w:rPr>
+        <w:t xml:space="preserve">Mã hồ sơ: </w:t>
+      </w:r>
+      <w:r>
+        <w:t>${</w:t>
+      </w:r>
+      <w:r>
+        <w:t>MaHoSo</w:t>
+      </w:r>
+      <w:r>
+        <w:t>}</w:t>
       </w:r>
     </w:p>
     <w:p>
@@ -667,23 +540,29 @@
           <w:szCs w:val="28"/>
         </w:rPr>
       </w:pPr>
+      <w:r>
+        <w:rPr>
+          <w:sz w:val="28"/>
+          <w:szCs w:val="28"/>
+        </w:rPr>
+        <w:t>Hồ sơ gồm :</w:t>
+      </w:r>
     </w:p>
     <w:p>
       <w:pPr>
-        <w:rPr>
-          <w:sz w:val="28"/>
-          <w:szCs w:val="28"/>
-        </w:rPr>
-      </w:pPr>
-      <w:proofErr w:type="spellStart"/>
-      <w:r>
-        <w:rPr>
-          <w:sz w:val="28"/>
-          <w:szCs w:val="28"/>
-        </w:rPr>
-        <w:t>Họ</w:t>
-      </w:r>
-      <w:proofErr w:type="spellEnd"/>
+        <w:ind w:firstLine="720"/>
+        <w:rPr>
+          <w:sz w:val="28"/>
+          <w:szCs w:val="28"/>
+        </w:rPr>
+      </w:pPr>
+      <w:r>
+        <w:rPr>
+          <w:sz w:val="28"/>
+          <w:szCs w:val="28"/>
+        </w:rPr>
+        <w:sym w:font="Symbol" w:char="F080"/>
+      </w:r>
       <w:r>
         <w:rPr>
           <w:sz w:val="28"/>
@@ -691,71 +570,36 @@
         </w:rPr>
         <w:t xml:space="preserve"> </w:t>
       </w:r>
-      <w:proofErr w:type="spellStart"/>
-      <w:r>
-        <w:rPr>
-          <w:sz w:val="28"/>
-          <w:szCs w:val="28"/>
-        </w:rPr>
-        <w:t>tên</w:t>
-      </w:r>
-      <w:proofErr w:type="spellEnd"/>
-      <w:r>
-        <w:rPr>
-          <w:sz w:val="28"/>
-          <w:szCs w:val="28"/>
-        </w:rPr>
-        <w:t xml:space="preserve"> </w:t>
-      </w:r>
-      <w:proofErr w:type="spellStart"/>
-      <w:r>
-        <w:rPr>
-          <w:sz w:val="28"/>
-          <w:szCs w:val="28"/>
-        </w:rPr>
-        <w:t>người</w:t>
-      </w:r>
-      <w:proofErr w:type="spellEnd"/>
-      <w:r>
-        <w:rPr>
-          <w:sz w:val="28"/>
-          <w:szCs w:val="28"/>
-        </w:rPr>
-        <w:t xml:space="preserve"> </w:t>
-      </w:r>
-      <w:proofErr w:type="spellStart"/>
-      <w:r>
-        <w:rPr>
-          <w:sz w:val="28"/>
-          <w:szCs w:val="28"/>
-        </w:rPr>
-        <w:t>nhận</w:t>
-      </w:r>
-      <w:proofErr w:type="spellEnd"/>
-      <w:r>
-        <w:rPr>
-          <w:sz w:val="28"/>
-          <w:szCs w:val="28"/>
-        </w:rPr>
-        <w:t>: ……………………………………………</w:t>
+      <w:r>
+        <w:rPr>
+          <w:sz w:val="28"/>
+          <w:szCs w:val="28"/>
+        </w:rPr>
+        <w:t xml:space="preserve">Bản sao giấy khai sinh         </w:t>
+      </w:r>
+      <w:r>
+        <w:rPr>
+          <w:sz w:val="28"/>
+          <w:szCs w:val="28"/>
+        </w:rPr>
+        <w:tab/>
       </w:r>
     </w:p>
     <w:p>
       <w:pPr>
-        <w:rPr>
-          <w:sz w:val="28"/>
-          <w:szCs w:val="28"/>
-        </w:rPr>
-      </w:pPr>
-      <w:proofErr w:type="spellStart"/>
-      <w:r>
-        <w:rPr>
-          <w:sz w:val="28"/>
-          <w:szCs w:val="28"/>
-        </w:rPr>
-        <w:t>Đã</w:t>
-      </w:r>
-      <w:proofErr w:type="spellEnd"/>
+        <w:ind w:firstLine="720"/>
+        <w:rPr>
+          <w:sz w:val="28"/>
+          <w:szCs w:val="28"/>
+        </w:rPr>
+      </w:pPr>
+      <w:r>
+        <w:rPr>
+          <w:sz w:val="28"/>
+          <w:szCs w:val="28"/>
+        </w:rPr>
+        <w:sym w:font="Symbol" w:char="F080"/>
+      </w:r>
       <w:r>
         <w:rPr>
           <w:sz w:val="28"/>
@@ -763,283 +607,103 @@
         </w:rPr>
         <w:t xml:space="preserve"> </w:t>
       </w:r>
-      <w:proofErr w:type="spellStart"/>
-      <w:r>
-        <w:rPr>
-          <w:sz w:val="28"/>
-          <w:szCs w:val="28"/>
-        </w:rPr>
-        <w:t>tiếp</w:t>
-      </w:r>
-      <w:proofErr w:type="spellEnd"/>
-      <w:r>
-        <w:rPr>
-          <w:sz w:val="28"/>
-          <w:szCs w:val="28"/>
-        </w:rPr>
-        <w:t xml:space="preserve"> </w:t>
-      </w:r>
-      <w:proofErr w:type="spellStart"/>
-      <w:r>
-        <w:rPr>
-          <w:sz w:val="28"/>
-          <w:szCs w:val="28"/>
-        </w:rPr>
-        <w:t>nhận</w:t>
-      </w:r>
-      <w:proofErr w:type="spellEnd"/>
-      <w:r>
-        <w:rPr>
-          <w:sz w:val="28"/>
-          <w:szCs w:val="28"/>
-        </w:rPr>
-        <w:t xml:space="preserve"> </w:t>
-      </w:r>
-      <w:proofErr w:type="spellStart"/>
-      <w:r>
-        <w:rPr>
-          <w:sz w:val="28"/>
-          <w:szCs w:val="28"/>
-        </w:rPr>
-        <w:t>hồ</w:t>
-      </w:r>
-      <w:proofErr w:type="spellEnd"/>
-      <w:r>
-        <w:rPr>
-          <w:sz w:val="28"/>
-          <w:szCs w:val="28"/>
-        </w:rPr>
-        <w:t xml:space="preserve"> </w:t>
-      </w:r>
-      <w:proofErr w:type="spellStart"/>
-      <w:r>
-        <w:rPr>
-          <w:sz w:val="28"/>
-          <w:szCs w:val="28"/>
-        </w:rPr>
-        <w:t>sơ</w:t>
-      </w:r>
-      <w:proofErr w:type="spellEnd"/>
-      <w:r>
-        <w:rPr>
-          <w:sz w:val="28"/>
-          <w:szCs w:val="28"/>
-        </w:rPr>
-        <w:t>:</w:t>
+      <w:r>
+        <w:rPr>
+          <w:sz w:val="28"/>
+          <w:szCs w:val="28"/>
+        </w:rPr>
+        <w:t xml:space="preserve">VNeID; </w:t>
+      </w:r>
+      <w:r>
+        <w:rPr>
+          <w:sz w:val="28"/>
+          <w:szCs w:val="28"/>
+        </w:rPr>
+        <w:t>Giấy xác nhận cư trú</w:t>
+      </w:r>
+      <w:r>
+        <w:rPr>
+          <w:sz w:val="28"/>
+          <w:szCs w:val="28"/>
+        </w:rPr>
+        <w:t xml:space="preserve"> (CT07, CT08)</w:t>
+      </w:r>
+      <w:r>
+        <w:rPr>
+          <w:sz w:val="28"/>
+          <w:szCs w:val="28"/>
+        </w:rPr>
+        <w:t xml:space="preserve">  </w:t>
       </w:r>
     </w:p>
     <w:p>
       <w:pPr>
-        <w:rPr>
-          <w:sz w:val="28"/>
-          <w:szCs w:val="28"/>
-        </w:rPr>
-      </w:pPr>
-      <w:proofErr w:type="spellStart"/>
-      <w:r>
-        <w:rPr>
-          <w:sz w:val="28"/>
-          <w:szCs w:val="28"/>
-        </w:rPr>
-        <w:t>Học</w:t>
-      </w:r>
-      <w:proofErr w:type="spellEnd"/>
-      <w:r>
-        <w:rPr>
-          <w:sz w:val="28"/>
-          <w:szCs w:val="28"/>
-        </w:rPr>
-        <w:t xml:space="preserve"> </w:t>
-      </w:r>
-      <w:proofErr w:type="spellStart"/>
-      <w:r>
-        <w:rPr>
-          <w:sz w:val="28"/>
-          <w:szCs w:val="28"/>
-        </w:rPr>
-        <w:t>sinh</w:t>
-      </w:r>
-      <w:proofErr w:type="spellEnd"/>
-      <w:r>
-        <w:rPr>
-          <w:sz w:val="28"/>
-          <w:szCs w:val="28"/>
-        </w:rPr>
-        <w:t>:</w:t>
-      </w:r>
-      <w:r>
-        <w:rPr>
-          <w:sz w:val="28"/>
-          <w:szCs w:val="28"/>
-        </w:rPr>
-        <w:t xml:space="preserve"> </w:t>
-      </w:r>
-      <w:r>
-        <w:rPr>
-          <w:b/>
-          <w:bCs/>
-        </w:rPr>
-        <w:fldChar w:fldCharType="begin"/>
-      </w:r>
-      <w:r>
-        <w:rPr>
-          <w:b/>
-          <w:bCs/>
-        </w:rPr>
-        <w:instrText>MERGEFIELD HoVaTenHocSinh \* MERGEFORMAT</w:instrText>
-      </w:r>
-      <w:r>
-        <w:rPr>
-          <w:b/>
-          <w:bCs/>
-        </w:rPr>
-        <w:fldChar w:fldCharType="separate"/>
-      </w:r>
-      <w:r>
-        <w:rPr>
-          <w:b/>
-          <w:bCs/>
-        </w:rPr>
-        <w:t>${</w:t>
-      </w:r>
-      <w:proofErr w:type="spellStart"/>
-      <w:r>
-        <w:rPr>
-          <w:b/>
-          <w:bCs/>
-        </w:rPr>
-        <w:t>HoVaTenHocSinh</w:t>
-      </w:r>
-      <w:proofErr w:type="spellEnd"/>
-      <w:r>
-        <w:rPr>
-          <w:b/>
-          <w:bCs/>
-        </w:rPr>
-        <w:t>}</w:t>
-      </w:r>
-      <w:r>
-        <w:rPr>
-          <w:b/>
-          <w:bCs/>
-        </w:rPr>
-        <w:fldChar w:fldCharType="end"/>
+        <w:ind w:firstLine="720"/>
+        <w:rPr>
+          <w:sz w:val="28"/>
+          <w:szCs w:val="28"/>
+        </w:rPr>
+      </w:pPr>
+      <w:r>
+        <w:rPr>
+          <w:sz w:val="28"/>
+          <w:szCs w:val="28"/>
+        </w:rPr>
+        <w:sym w:font="Symbol" w:char="F080"/>
+      </w:r>
+      <w:r>
+        <w:rPr>
+          <w:sz w:val="28"/>
+          <w:szCs w:val="28"/>
+        </w:rPr>
+        <w:t xml:space="preserve"> Phiếu báo lớp 1</w:t>
+      </w:r>
+      <w:r>
+        <w:rPr>
+          <w:sz w:val="28"/>
+          <w:szCs w:val="28"/>
+        </w:rPr>
+        <w:tab/>
       </w:r>
     </w:p>
     <w:p>
       <w:pPr>
-        <w:rPr>
-          <w:sz w:val="28"/>
-          <w:szCs w:val="28"/>
-        </w:rPr>
-      </w:pPr>
-      <w:proofErr w:type="spellStart"/>
-      <w:r>
-        <w:rPr>
-          <w:sz w:val="28"/>
-          <w:szCs w:val="28"/>
-        </w:rPr>
-        <w:t>S</w:t>
-      </w:r>
-      <w:r>
-        <w:rPr>
-          <w:sz w:val="28"/>
-          <w:szCs w:val="28"/>
-        </w:rPr>
-        <w:t>inh</w:t>
-      </w:r>
-      <w:proofErr w:type="spellEnd"/>
-      <w:r>
-        <w:rPr>
-          <w:sz w:val="28"/>
-          <w:szCs w:val="28"/>
-        </w:rPr>
-        <w:t xml:space="preserve"> </w:t>
-      </w:r>
-      <w:proofErr w:type="spellStart"/>
-      <w:r>
-        <w:rPr>
-          <w:sz w:val="28"/>
-          <w:szCs w:val="28"/>
-        </w:rPr>
-        <w:t>ngày</w:t>
-      </w:r>
-      <w:proofErr w:type="spellEnd"/>
-      <w:r>
-        <w:rPr>
-          <w:sz w:val="28"/>
-          <w:szCs w:val="28"/>
-        </w:rPr>
-        <w:t xml:space="preserve">: </w:t>
-      </w:r>
-      <w:r>
-        <w:rPr>
-          <w:b/>
-          <w:bCs/>
-        </w:rPr>
-        <w:fldChar w:fldCharType="begin"/>
-      </w:r>
-      <w:r>
-        <w:rPr>
-          <w:b/>
-          <w:bCs/>
-        </w:rPr>
-        <w:instrText>MERGEFIELD NgaySinh \* MERGEFORMAT</w:instrText>
-      </w:r>
-      <w:r>
-        <w:rPr>
-          <w:b/>
-          <w:bCs/>
-        </w:rPr>
-        <w:fldChar w:fldCharType="separate"/>
-      </w:r>
-      <w:r>
-        <w:rPr>
-          <w:b/>
-          <w:bCs/>
-        </w:rPr>
-        <w:t>${</w:t>
-      </w:r>
-      <w:proofErr w:type="spellStart"/>
-      <w:r>
-        <w:rPr>
-          <w:b/>
-          <w:bCs/>
-        </w:rPr>
-        <w:t>NgaySinh</w:t>
-      </w:r>
-      <w:proofErr w:type="spellEnd"/>
-      <w:r>
-        <w:rPr>
-          <w:b/>
-          <w:bCs/>
-        </w:rPr>
-        <w:t>}</w:t>
-      </w:r>
-      <w:r>
-        <w:rPr>
-          <w:b/>
-          <w:bCs/>
-        </w:rPr>
-        <w:fldChar w:fldCharType="end"/>
+        <w:ind w:firstLine="720"/>
+        <w:rPr>
+          <w:sz w:val="28"/>
+          <w:szCs w:val="28"/>
+        </w:rPr>
+      </w:pPr>
+      <w:r>
+        <w:rPr>
+          <w:sz w:val="28"/>
+          <w:szCs w:val="28"/>
+        </w:rPr>
+        <w:sym w:font="Symbol" w:char="F080"/>
+      </w:r>
+      <w:r>
+        <w:rPr>
+          <w:sz w:val="28"/>
+          <w:szCs w:val="28"/>
+        </w:rPr>
+        <w:t xml:space="preserve"> 2 tấm hình 2x3</w:t>
       </w:r>
     </w:p>
     <w:p>
       <w:pPr>
-        <w:rPr>
-          <w:sz w:val="28"/>
-          <w:szCs w:val="28"/>
-        </w:rPr>
-      </w:pPr>
-      <w:proofErr w:type="spellStart"/>
-      <w:r>
-        <w:rPr>
-          <w:sz w:val="28"/>
-          <w:szCs w:val="28"/>
-        </w:rPr>
-        <w:t>Mã</w:t>
-      </w:r>
-      <w:proofErr w:type="spellEnd"/>
+        <w:ind w:firstLine="720"/>
+        <w:rPr>
+          <w:sz w:val="28"/>
+          <w:szCs w:val="28"/>
+        </w:rPr>
+      </w:pPr>
+      <w:r>
+        <w:rPr>
+          <w:sz w:val="28"/>
+          <w:szCs w:val="28"/>
+        </w:rPr>
+        <w:sym w:font="Symbol" w:char="F080"/>
+      </w:r>
       <w:r>
         <w:rPr>
           <w:sz w:val="28"/>
@@ -1047,578 +711,12 @@
         </w:rPr>
         <w:t xml:space="preserve"> </w:t>
       </w:r>
-      <w:proofErr w:type="spellStart"/>
-      <w:r>
-        <w:rPr>
-          <w:sz w:val="28"/>
-          <w:szCs w:val="28"/>
-        </w:rPr>
-        <w:t>hồ</w:t>
-      </w:r>
-      <w:proofErr w:type="spellEnd"/>
-      <w:r>
-        <w:rPr>
-          <w:sz w:val="28"/>
-          <w:szCs w:val="28"/>
-        </w:rPr>
-        <w:t xml:space="preserve"> </w:t>
-      </w:r>
-      <w:proofErr w:type="spellStart"/>
-      <w:r>
-        <w:rPr>
-          <w:sz w:val="28"/>
-          <w:szCs w:val="28"/>
-        </w:rPr>
-        <w:t>sơ</w:t>
-      </w:r>
-      <w:proofErr w:type="spellEnd"/>
-      <w:r>
-        <w:rPr>
-          <w:sz w:val="28"/>
-          <w:szCs w:val="28"/>
-        </w:rPr>
-        <w:t xml:space="preserve">: </w:t>
-      </w:r>
-      <w:r>
-        <w:t>${</w:t>
-      </w:r>
-      <w:proofErr w:type="spellStart"/>
-      <w:r>
-        <w:t>MaHoSo</w:t>
-      </w:r>
-      <w:proofErr w:type="spellEnd"/>
-      <w:r>
-        <w:t>}</w:t>
-      </w:r>
-    </w:p>
-    <w:p>
-      <w:pPr>
-        <w:rPr>
-          <w:sz w:val="28"/>
-          <w:szCs w:val="28"/>
-        </w:rPr>
-      </w:pPr>
-      <w:proofErr w:type="spellStart"/>
-      <w:r>
-        <w:rPr>
-          <w:sz w:val="28"/>
-          <w:szCs w:val="28"/>
-        </w:rPr>
-        <w:t>Hồ</w:t>
-      </w:r>
-      <w:proofErr w:type="spellEnd"/>
-      <w:r>
-        <w:rPr>
-          <w:sz w:val="28"/>
-          <w:szCs w:val="28"/>
-        </w:rPr>
-        <w:t xml:space="preserve"> </w:t>
-      </w:r>
-      <w:proofErr w:type="spellStart"/>
-      <w:r>
-        <w:rPr>
-          <w:sz w:val="28"/>
-          <w:szCs w:val="28"/>
-        </w:rPr>
-        <w:t>sơ</w:t>
-      </w:r>
-      <w:proofErr w:type="spellEnd"/>
-      <w:r>
-        <w:rPr>
-          <w:sz w:val="28"/>
-          <w:szCs w:val="28"/>
-        </w:rPr>
-        <w:t xml:space="preserve"> </w:t>
-      </w:r>
-      <w:proofErr w:type="spellStart"/>
-      <w:proofErr w:type="gramStart"/>
-      <w:r>
-        <w:rPr>
-          <w:sz w:val="28"/>
-          <w:szCs w:val="28"/>
-        </w:rPr>
-        <w:t>gồm</w:t>
-      </w:r>
-      <w:proofErr w:type="spellEnd"/>
-      <w:r>
-        <w:rPr>
-          <w:sz w:val="28"/>
-          <w:szCs w:val="28"/>
-        </w:rPr>
-        <w:t xml:space="preserve"> :</w:t>
-      </w:r>
-      <w:proofErr w:type="gramEnd"/>
-    </w:p>
-    <w:p>
-      <w:pPr>
-        <w:ind w:firstLine="720"/>
-        <w:rPr>
-          <w:sz w:val="28"/>
-          <w:szCs w:val="28"/>
-        </w:rPr>
-      </w:pPr>
-      <w:r>
-        <w:rPr>
-          <w:sz w:val="28"/>
-          <w:szCs w:val="28"/>
-        </w:rPr>
-        <w:sym w:font="Symbol" w:char="F080"/>
-      </w:r>
-      <w:r>
-        <w:rPr>
-          <w:sz w:val="28"/>
-          <w:szCs w:val="28"/>
-        </w:rPr>
-        <w:t xml:space="preserve"> </w:t>
-      </w:r>
-      <w:proofErr w:type="spellStart"/>
-      <w:r>
-        <w:rPr>
-          <w:sz w:val="28"/>
-          <w:szCs w:val="28"/>
-        </w:rPr>
-        <w:t>Bản</w:t>
-      </w:r>
-      <w:proofErr w:type="spellEnd"/>
-      <w:r>
-        <w:rPr>
-          <w:sz w:val="28"/>
-          <w:szCs w:val="28"/>
-        </w:rPr>
-        <w:t xml:space="preserve"> </w:t>
-      </w:r>
-      <w:proofErr w:type="spellStart"/>
-      <w:r>
-        <w:rPr>
-          <w:sz w:val="28"/>
-          <w:szCs w:val="28"/>
-        </w:rPr>
-        <w:t>sao</w:t>
-      </w:r>
-      <w:proofErr w:type="spellEnd"/>
-      <w:r>
-        <w:rPr>
-          <w:sz w:val="28"/>
-          <w:szCs w:val="28"/>
-        </w:rPr>
-        <w:t xml:space="preserve"> </w:t>
-      </w:r>
-      <w:proofErr w:type="spellStart"/>
-      <w:r>
-        <w:rPr>
-          <w:sz w:val="28"/>
-          <w:szCs w:val="28"/>
-        </w:rPr>
-        <w:t>giấy</w:t>
-      </w:r>
-      <w:proofErr w:type="spellEnd"/>
-      <w:r>
-        <w:rPr>
-          <w:sz w:val="28"/>
-          <w:szCs w:val="28"/>
-        </w:rPr>
-        <w:t xml:space="preserve"> </w:t>
-      </w:r>
-      <w:proofErr w:type="spellStart"/>
-      <w:r>
-        <w:rPr>
-          <w:sz w:val="28"/>
-          <w:szCs w:val="28"/>
-        </w:rPr>
-        <w:t>khai</w:t>
-      </w:r>
-      <w:proofErr w:type="spellEnd"/>
-      <w:r>
-        <w:rPr>
-          <w:sz w:val="28"/>
-          <w:szCs w:val="28"/>
-        </w:rPr>
-        <w:t xml:space="preserve"> </w:t>
-      </w:r>
-      <w:proofErr w:type="spellStart"/>
-      <w:r>
-        <w:rPr>
-          <w:sz w:val="28"/>
-          <w:szCs w:val="28"/>
-        </w:rPr>
-        <w:t>sinh</w:t>
-      </w:r>
-      <w:proofErr w:type="spellEnd"/>
-      <w:r>
-        <w:rPr>
-          <w:sz w:val="28"/>
-          <w:szCs w:val="28"/>
-        </w:rPr>
-        <w:t xml:space="preserve">         </w:t>
-      </w:r>
-      <w:r>
-        <w:rPr>
-          <w:sz w:val="28"/>
-          <w:szCs w:val="28"/>
-        </w:rPr>
-        <w:tab/>
-      </w:r>
-    </w:p>
-    <w:p>
-      <w:pPr>
-        <w:ind w:firstLine="720"/>
-        <w:rPr>
-          <w:sz w:val="28"/>
-          <w:szCs w:val="28"/>
-        </w:rPr>
-      </w:pPr>
-      <w:r>
-        <w:rPr>
-          <w:sz w:val="28"/>
-          <w:szCs w:val="28"/>
-        </w:rPr>
-        <w:sym w:font="Symbol" w:char="F080"/>
-      </w:r>
-      <w:r>
-        <w:rPr>
-          <w:sz w:val="28"/>
-          <w:szCs w:val="28"/>
-        </w:rPr>
-        <w:t xml:space="preserve"> </w:t>
-      </w:r>
-      <w:proofErr w:type="spellStart"/>
-      <w:r>
-        <w:rPr>
-          <w:sz w:val="28"/>
-          <w:szCs w:val="28"/>
-        </w:rPr>
-        <w:t>VNeID</w:t>
-      </w:r>
-      <w:proofErr w:type="spellEnd"/>
-      <w:r>
-        <w:rPr>
-          <w:sz w:val="28"/>
-          <w:szCs w:val="28"/>
-        </w:rPr>
-        <w:t xml:space="preserve">; </w:t>
-      </w:r>
-      <w:proofErr w:type="spellStart"/>
-      <w:r>
-        <w:rPr>
-          <w:sz w:val="28"/>
-          <w:szCs w:val="28"/>
-        </w:rPr>
-        <w:t>Giấy</w:t>
-      </w:r>
-      <w:proofErr w:type="spellEnd"/>
-      <w:r>
-        <w:rPr>
-          <w:sz w:val="28"/>
-          <w:szCs w:val="28"/>
-        </w:rPr>
-        <w:t xml:space="preserve"> </w:t>
-      </w:r>
-      <w:proofErr w:type="spellStart"/>
-      <w:r>
-        <w:rPr>
-          <w:sz w:val="28"/>
-          <w:szCs w:val="28"/>
-        </w:rPr>
-        <w:t>xác</w:t>
-      </w:r>
-      <w:proofErr w:type="spellEnd"/>
-      <w:r>
-        <w:rPr>
-          <w:sz w:val="28"/>
-          <w:szCs w:val="28"/>
-        </w:rPr>
-        <w:t xml:space="preserve"> </w:t>
-      </w:r>
-      <w:proofErr w:type="spellStart"/>
-      <w:r>
-        <w:rPr>
-          <w:sz w:val="28"/>
-          <w:szCs w:val="28"/>
-        </w:rPr>
-        <w:t>nhận</w:t>
-      </w:r>
-      <w:proofErr w:type="spellEnd"/>
-      <w:r>
-        <w:rPr>
-          <w:sz w:val="28"/>
-          <w:szCs w:val="28"/>
-        </w:rPr>
-        <w:t xml:space="preserve"> </w:t>
-      </w:r>
-      <w:proofErr w:type="spellStart"/>
-      <w:r>
-        <w:rPr>
-          <w:sz w:val="28"/>
-          <w:szCs w:val="28"/>
-        </w:rPr>
-        <w:t>cư</w:t>
-      </w:r>
-      <w:proofErr w:type="spellEnd"/>
-      <w:r>
-        <w:rPr>
-          <w:sz w:val="28"/>
-          <w:szCs w:val="28"/>
-        </w:rPr>
-        <w:t xml:space="preserve"> </w:t>
-      </w:r>
-      <w:proofErr w:type="spellStart"/>
-      <w:r>
-        <w:rPr>
-          <w:sz w:val="28"/>
-          <w:szCs w:val="28"/>
-        </w:rPr>
-        <w:t>trú</w:t>
-      </w:r>
-      <w:proofErr w:type="spellEnd"/>
-      <w:r>
-        <w:rPr>
-          <w:sz w:val="28"/>
-          <w:szCs w:val="28"/>
-        </w:rPr>
-        <w:t xml:space="preserve"> (CT07, CT08)</w:t>
-      </w:r>
-      <w:r>
-        <w:rPr>
-          <w:sz w:val="28"/>
-          <w:szCs w:val="28"/>
-        </w:rPr>
-        <w:t xml:space="preserve">  </w:t>
-      </w:r>
-    </w:p>
-    <w:p>
-      <w:pPr>
-        <w:ind w:firstLine="720"/>
-        <w:rPr>
-          <w:sz w:val="28"/>
-          <w:szCs w:val="28"/>
-        </w:rPr>
-      </w:pPr>
-      <w:r>
-        <w:rPr>
-          <w:sz w:val="28"/>
-          <w:szCs w:val="28"/>
-        </w:rPr>
-        <w:sym w:font="Symbol" w:char="F080"/>
-      </w:r>
-      <w:r>
-        <w:rPr>
-          <w:sz w:val="28"/>
-          <w:szCs w:val="28"/>
-        </w:rPr>
-        <w:t xml:space="preserve"> </w:t>
-      </w:r>
-      <w:proofErr w:type="spellStart"/>
-      <w:r>
-        <w:rPr>
-          <w:sz w:val="28"/>
-          <w:szCs w:val="28"/>
-        </w:rPr>
-        <w:t>Phiếu</w:t>
-      </w:r>
-      <w:proofErr w:type="spellEnd"/>
-      <w:r>
-        <w:rPr>
-          <w:sz w:val="28"/>
-          <w:szCs w:val="28"/>
-        </w:rPr>
-        <w:t xml:space="preserve"> </w:t>
-      </w:r>
-      <w:proofErr w:type="spellStart"/>
-      <w:r>
-        <w:rPr>
-          <w:sz w:val="28"/>
-          <w:szCs w:val="28"/>
-        </w:rPr>
-        <w:t>báo</w:t>
-      </w:r>
-      <w:proofErr w:type="spellEnd"/>
-      <w:r>
-        <w:rPr>
-          <w:sz w:val="28"/>
-          <w:szCs w:val="28"/>
-        </w:rPr>
-        <w:t xml:space="preserve"> </w:t>
-      </w:r>
-      <w:proofErr w:type="spellStart"/>
-      <w:r>
-        <w:rPr>
-          <w:sz w:val="28"/>
-          <w:szCs w:val="28"/>
-        </w:rPr>
-        <w:t>lớp</w:t>
-      </w:r>
-      <w:proofErr w:type="spellEnd"/>
-      <w:r>
-        <w:rPr>
-          <w:sz w:val="28"/>
-          <w:szCs w:val="28"/>
-        </w:rPr>
-        <w:t xml:space="preserve"> 1</w:t>
-      </w:r>
-      <w:r>
-        <w:rPr>
-          <w:sz w:val="28"/>
-          <w:szCs w:val="28"/>
-        </w:rPr>
-        <w:tab/>
-      </w:r>
-    </w:p>
-    <w:p>
-      <w:pPr>
-        <w:ind w:firstLine="720"/>
-        <w:rPr>
-          <w:sz w:val="28"/>
-          <w:szCs w:val="28"/>
-        </w:rPr>
-      </w:pPr>
-      <w:r>
-        <w:rPr>
-          <w:sz w:val="28"/>
-          <w:szCs w:val="28"/>
-        </w:rPr>
-        <w:sym w:font="Symbol" w:char="F080"/>
-      </w:r>
-      <w:r>
-        <w:rPr>
-          <w:sz w:val="28"/>
-          <w:szCs w:val="28"/>
-        </w:rPr>
-        <w:t xml:space="preserve"> 2 </w:t>
-      </w:r>
-      <w:proofErr w:type="spellStart"/>
-      <w:r>
-        <w:rPr>
-          <w:sz w:val="28"/>
-          <w:szCs w:val="28"/>
-        </w:rPr>
-        <w:t>tấm</w:t>
-      </w:r>
-      <w:proofErr w:type="spellEnd"/>
-      <w:r>
-        <w:rPr>
-          <w:sz w:val="28"/>
-          <w:szCs w:val="28"/>
-        </w:rPr>
-        <w:t xml:space="preserve"> </w:t>
-      </w:r>
-      <w:proofErr w:type="spellStart"/>
-      <w:r>
-        <w:rPr>
-          <w:sz w:val="28"/>
-          <w:szCs w:val="28"/>
-        </w:rPr>
-        <w:t>hình</w:t>
-      </w:r>
-      <w:proofErr w:type="spellEnd"/>
-      <w:r>
-        <w:rPr>
-          <w:sz w:val="28"/>
-          <w:szCs w:val="28"/>
-        </w:rPr>
-        <w:t xml:space="preserve"> 2x3</w:t>
-      </w:r>
-    </w:p>
-    <w:p>
-      <w:pPr>
-        <w:ind w:firstLine="720"/>
-        <w:rPr>
-          <w:sz w:val="28"/>
-          <w:szCs w:val="28"/>
-        </w:rPr>
-      </w:pPr>
-      <w:r>
-        <w:rPr>
-          <w:sz w:val="28"/>
-          <w:szCs w:val="28"/>
-        </w:rPr>
-        <w:sym w:font="Symbol" w:char="F080"/>
-      </w:r>
-      <w:r>
-        <w:rPr>
-          <w:sz w:val="28"/>
-          <w:szCs w:val="28"/>
-        </w:rPr>
-        <w:t xml:space="preserve"> </w:t>
-      </w:r>
-      <w:proofErr w:type="spellStart"/>
-      <w:r>
-        <w:rPr>
-          <w:sz w:val="28"/>
-          <w:szCs w:val="28"/>
-        </w:rPr>
-        <w:t>Khác</w:t>
-      </w:r>
-      <w:proofErr w:type="spellEnd"/>
-      <w:r>
-        <w:rPr>
-          <w:sz w:val="28"/>
-          <w:szCs w:val="28"/>
-        </w:rPr>
-        <w:t xml:space="preserve"> (</w:t>
-      </w:r>
-      <w:proofErr w:type="spellStart"/>
-      <w:r>
-        <w:rPr>
-          <w:sz w:val="28"/>
-          <w:szCs w:val="28"/>
-        </w:rPr>
-        <w:t>vui</w:t>
-      </w:r>
-      <w:proofErr w:type="spellEnd"/>
-      <w:r>
-        <w:rPr>
-          <w:sz w:val="28"/>
-          <w:szCs w:val="28"/>
-        </w:rPr>
-        <w:t xml:space="preserve"> </w:t>
-      </w:r>
-      <w:proofErr w:type="spellStart"/>
-      <w:r>
-        <w:rPr>
-          <w:sz w:val="28"/>
-          <w:szCs w:val="28"/>
-        </w:rPr>
-        <w:t>lòng</w:t>
-      </w:r>
-      <w:proofErr w:type="spellEnd"/>
-      <w:r>
-        <w:rPr>
-          <w:sz w:val="28"/>
-          <w:szCs w:val="28"/>
-        </w:rPr>
-        <w:t xml:space="preserve"> </w:t>
-      </w:r>
-      <w:proofErr w:type="spellStart"/>
-      <w:r>
-        <w:rPr>
-          <w:sz w:val="28"/>
-          <w:szCs w:val="28"/>
-        </w:rPr>
-        <w:t>ghi</w:t>
-      </w:r>
-      <w:proofErr w:type="spellEnd"/>
-      <w:r>
-        <w:rPr>
-          <w:sz w:val="28"/>
-          <w:szCs w:val="28"/>
-        </w:rPr>
-        <w:t xml:space="preserve"> </w:t>
-      </w:r>
-      <w:proofErr w:type="spellStart"/>
-      <w:r>
-        <w:rPr>
-          <w:sz w:val="28"/>
-          <w:szCs w:val="28"/>
-        </w:rPr>
-        <w:t>rõ</w:t>
-      </w:r>
-      <w:proofErr w:type="spellEnd"/>
-      <w:r>
-        <w:rPr>
-          <w:sz w:val="28"/>
-          <w:szCs w:val="28"/>
-        </w:rPr>
-        <w:t xml:space="preserve">): </w:t>
+      <w:r>
+        <w:rPr>
+          <w:sz w:val="28"/>
+          <w:szCs w:val="28"/>
+        </w:rPr>
+        <w:t xml:space="preserve">Khác (vui lòng ghi rõ): </w:t>
       </w:r>
       <w:r>
         <w:rPr>
@@ -1666,19 +764,11 @@
                 <w:sz w:val="24"/>
               </w:rPr>
             </w:pPr>
-            <w:proofErr w:type="spellStart"/>
             <w:r>
               <w:rPr>
                 <w:sz w:val="24"/>
               </w:rPr>
-              <w:t>Lưu</w:t>
-            </w:r>
-            <w:proofErr w:type="spellEnd"/>
-            <w:r>
-              <w:rPr>
-                <w:sz w:val="24"/>
-              </w:rPr>
-              <w:t xml:space="preserve"> ý:</w:t>
+              <w:t>Lưu ý:</w:t>
             </w:r>
           </w:p>
           <w:p>
@@ -1691,189 +781,7 @@
               <w:rPr>
                 <w:sz w:val="24"/>
               </w:rPr>
-              <w:t xml:space="preserve">- </w:t>
-            </w:r>
-            <w:proofErr w:type="spellStart"/>
-            <w:r>
-              <w:rPr>
-                <w:sz w:val="24"/>
-              </w:rPr>
-              <w:t>Quý</w:t>
-            </w:r>
-            <w:proofErr w:type="spellEnd"/>
-            <w:r>
-              <w:rPr>
-                <w:sz w:val="24"/>
-              </w:rPr>
-              <w:t xml:space="preserve"> CMHS </w:t>
-            </w:r>
-            <w:proofErr w:type="spellStart"/>
-            <w:r>
-              <w:rPr>
-                <w:sz w:val="24"/>
-              </w:rPr>
-              <w:t>vui</w:t>
-            </w:r>
-            <w:proofErr w:type="spellEnd"/>
-            <w:r>
-              <w:rPr>
-                <w:sz w:val="24"/>
-              </w:rPr>
-              <w:t xml:space="preserve"> </w:t>
-            </w:r>
-            <w:proofErr w:type="spellStart"/>
-            <w:r>
-              <w:rPr>
-                <w:sz w:val="24"/>
-              </w:rPr>
-              <w:t>lòng</w:t>
-            </w:r>
-            <w:proofErr w:type="spellEnd"/>
-            <w:r>
-              <w:rPr>
-                <w:sz w:val="24"/>
-              </w:rPr>
-              <w:t xml:space="preserve"> </w:t>
-            </w:r>
-            <w:proofErr w:type="spellStart"/>
-            <w:r>
-              <w:rPr>
-                <w:sz w:val="24"/>
-              </w:rPr>
-              <w:t>giữ</w:t>
-            </w:r>
-            <w:proofErr w:type="spellEnd"/>
-            <w:r>
-              <w:rPr>
-                <w:sz w:val="24"/>
-              </w:rPr>
-              <w:t xml:space="preserve"> </w:t>
-            </w:r>
-            <w:proofErr w:type="spellStart"/>
-            <w:r>
-              <w:rPr>
-                <w:sz w:val="24"/>
-              </w:rPr>
-              <w:t>biên</w:t>
-            </w:r>
-            <w:proofErr w:type="spellEnd"/>
-            <w:r>
-              <w:rPr>
-                <w:sz w:val="24"/>
-              </w:rPr>
-              <w:t xml:space="preserve"> </w:t>
-            </w:r>
-            <w:proofErr w:type="spellStart"/>
-            <w:r>
-              <w:rPr>
-                <w:sz w:val="24"/>
-              </w:rPr>
-              <w:t>nhận</w:t>
-            </w:r>
-            <w:proofErr w:type="spellEnd"/>
-            <w:r>
-              <w:rPr>
-                <w:sz w:val="24"/>
-              </w:rPr>
-              <w:t xml:space="preserve"> </w:t>
-            </w:r>
-            <w:proofErr w:type="spellStart"/>
-            <w:r>
-              <w:rPr>
-                <w:sz w:val="24"/>
-              </w:rPr>
-              <w:t>để</w:t>
-            </w:r>
-            <w:proofErr w:type="spellEnd"/>
-            <w:r>
-              <w:rPr>
-                <w:sz w:val="24"/>
-              </w:rPr>
-              <w:t xml:space="preserve"> </w:t>
-            </w:r>
-            <w:proofErr w:type="spellStart"/>
-            <w:r>
-              <w:rPr>
-                <w:sz w:val="24"/>
-              </w:rPr>
-              <w:t>tra</w:t>
-            </w:r>
-            <w:proofErr w:type="spellEnd"/>
-            <w:r>
-              <w:rPr>
-                <w:sz w:val="24"/>
-              </w:rPr>
-              <w:t xml:space="preserve"> </w:t>
-            </w:r>
-            <w:proofErr w:type="spellStart"/>
-            <w:r>
-              <w:rPr>
-                <w:sz w:val="24"/>
-              </w:rPr>
-              <w:t>cứu</w:t>
-            </w:r>
-            <w:proofErr w:type="spellEnd"/>
-            <w:r>
-              <w:rPr>
-                <w:sz w:val="24"/>
-              </w:rPr>
-              <w:t xml:space="preserve"> </w:t>
-            </w:r>
-            <w:proofErr w:type="spellStart"/>
-            <w:r>
-              <w:rPr>
-                <w:sz w:val="24"/>
-              </w:rPr>
-              <w:t>hồ</w:t>
-            </w:r>
-            <w:proofErr w:type="spellEnd"/>
-            <w:r>
-              <w:rPr>
-                <w:sz w:val="24"/>
-              </w:rPr>
-              <w:t xml:space="preserve"> </w:t>
-            </w:r>
-            <w:proofErr w:type="spellStart"/>
-            <w:r>
-              <w:rPr>
-                <w:sz w:val="24"/>
-              </w:rPr>
-              <w:t>sơ</w:t>
-            </w:r>
-            <w:proofErr w:type="spellEnd"/>
-            <w:r>
-              <w:rPr>
-                <w:sz w:val="24"/>
-              </w:rPr>
-              <w:t xml:space="preserve"> </w:t>
-            </w:r>
-            <w:proofErr w:type="spellStart"/>
-            <w:r>
-              <w:rPr>
-                <w:sz w:val="24"/>
-              </w:rPr>
-              <w:t>khi</w:t>
-            </w:r>
-            <w:proofErr w:type="spellEnd"/>
-            <w:r>
-              <w:rPr>
-                <w:sz w:val="24"/>
-              </w:rPr>
-              <w:t xml:space="preserve"> </w:t>
-            </w:r>
-            <w:proofErr w:type="spellStart"/>
-            <w:r>
-              <w:rPr>
-                <w:sz w:val="24"/>
-              </w:rPr>
-              <w:t>cần</w:t>
-            </w:r>
-            <w:proofErr w:type="spellEnd"/>
-            <w:r>
-              <w:rPr>
-                <w:sz w:val="24"/>
-              </w:rPr>
-              <w:t>.</w:t>
+              <w:t>- Quý CMHS vui lòng giữ biên nhận để tra cứu hồ sơ khi cần.</w:t>
             </w:r>
           </w:p>
           <w:p>
@@ -1886,72 +794,14 @@
               <w:rPr>
                 <w:sz w:val="24"/>
               </w:rPr>
-              <w:t xml:space="preserve">- </w:t>
+              <w:t xml:space="preserve">- Ngày công bố </w:t>
             </w:r>
-            <w:proofErr w:type="spellStart"/>
             <w:r>
               <w:rPr>
                 <w:sz w:val="24"/>
               </w:rPr>
-              <w:t>Ngày</w:t>
+              <w:t>kết quả</w:t>
             </w:r>
-            <w:proofErr w:type="spellEnd"/>
-            <w:r>
-              <w:rPr>
-                <w:sz w:val="24"/>
-              </w:rPr>
-              <w:t xml:space="preserve"> </w:t>
-            </w:r>
-            <w:proofErr w:type="spellStart"/>
-            <w:r>
-              <w:rPr>
-                <w:sz w:val="24"/>
-              </w:rPr>
-              <w:t>công</w:t>
-            </w:r>
-            <w:proofErr w:type="spellEnd"/>
-            <w:r>
-              <w:rPr>
-                <w:sz w:val="24"/>
-              </w:rPr>
-              <w:t xml:space="preserve"> </w:t>
-            </w:r>
-            <w:proofErr w:type="spellStart"/>
-            <w:r>
-              <w:rPr>
-                <w:sz w:val="24"/>
-              </w:rPr>
-              <w:t>bố</w:t>
-            </w:r>
-            <w:proofErr w:type="spellEnd"/>
-            <w:r>
-              <w:rPr>
-                <w:sz w:val="24"/>
-              </w:rPr>
-              <w:t xml:space="preserve"> </w:t>
-            </w:r>
-            <w:proofErr w:type="spellStart"/>
-            <w:r>
-              <w:rPr>
-                <w:sz w:val="24"/>
-              </w:rPr>
-              <w:t>kết</w:t>
-            </w:r>
-            <w:proofErr w:type="spellEnd"/>
-            <w:r>
-              <w:rPr>
-                <w:sz w:val="24"/>
-              </w:rPr>
-              <w:t xml:space="preserve"> </w:t>
-            </w:r>
-            <w:proofErr w:type="spellStart"/>
-            <w:r>
-              <w:rPr>
-                <w:sz w:val="24"/>
-              </w:rPr>
-              <w:t>quả</w:t>
-            </w:r>
-            <w:proofErr w:type="spellEnd"/>
             <w:r>
               <w:rPr>
                 <w:sz w:val="24"/>
@@ -1981,35 +831,7 @@
               <w:rPr>
                 <w:sz w:val="24"/>
               </w:rPr>
-              <w:t xml:space="preserve">QR </w:t>
-            </w:r>
-            <w:proofErr w:type="spellStart"/>
-            <w:r>
-              <w:rPr>
-                <w:sz w:val="24"/>
-              </w:rPr>
-              <w:t>tra</w:t>
-            </w:r>
-            <w:proofErr w:type="spellEnd"/>
-            <w:r>
-              <w:rPr>
-                <w:sz w:val="24"/>
-              </w:rPr>
-              <w:t xml:space="preserve"> </w:t>
-            </w:r>
-            <w:proofErr w:type="spellStart"/>
-            <w:r>
-              <w:rPr>
-                <w:sz w:val="24"/>
-              </w:rPr>
-              <w:t>cứu</w:t>
-            </w:r>
-            <w:proofErr w:type="spellEnd"/>
-            <w:r>
-              <w:rPr>
-                <w:sz w:val="24"/>
-              </w:rPr>
-              <w:t xml:space="preserve">: </w:t>
+              <w:t xml:space="preserve">QR tra cứu: </w:t>
             </w:r>
           </w:p>
           <w:p>
@@ -2055,7 +877,6 @@
                 <w:szCs w:val="28"/>
               </w:rPr>
             </w:pPr>
-            <w:proofErr w:type="spellStart"/>
             <w:r>
               <w:rPr>
                 <w:i/>
@@ -2063,97 +884,7 @@
                 <w:sz w:val="28"/>
                 <w:szCs w:val="28"/>
               </w:rPr>
-              <w:t>Tân</w:t>
-            </w:r>
-            <w:proofErr w:type="spellEnd"/>
-            <w:r>
-              <w:rPr>
-                <w:i/>
-                <w:iCs/>
-                <w:sz w:val="28"/>
-                <w:szCs w:val="28"/>
-              </w:rPr>
-              <w:t xml:space="preserve"> </w:t>
-            </w:r>
-            <w:proofErr w:type="spellStart"/>
-            <w:r>
-              <w:rPr>
-                <w:i/>
-                <w:iCs/>
-                <w:sz w:val="28"/>
-                <w:szCs w:val="28"/>
-              </w:rPr>
-              <w:t>Thuận</w:t>
-            </w:r>
-            <w:proofErr w:type="spellEnd"/>
-            <w:r>
-              <w:rPr>
-                <w:i/>
-                <w:iCs/>
-                <w:sz w:val="28"/>
-                <w:szCs w:val="28"/>
-              </w:rPr>
-              <w:t xml:space="preserve">, </w:t>
-            </w:r>
-            <w:proofErr w:type="spellStart"/>
-            <w:r>
-              <w:rPr>
-                <w:i/>
-                <w:iCs/>
-                <w:sz w:val="28"/>
-                <w:szCs w:val="28"/>
-              </w:rPr>
-              <w:t>ngày</w:t>
-            </w:r>
-            <w:proofErr w:type="spellEnd"/>
-            <w:r>
-              <w:rPr>
-                <w:i/>
-                <w:iCs/>
-                <w:sz w:val="28"/>
-                <w:szCs w:val="28"/>
-              </w:rPr>
-              <w:t xml:space="preserve">         </w:t>
-            </w:r>
-            <w:proofErr w:type="spellStart"/>
-            <w:r>
-              <w:rPr>
-                <w:i/>
-                <w:iCs/>
-                <w:sz w:val="28"/>
-                <w:szCs w:val="28"/>
-              </w:rPr>
-              <w:t>tháng</w:t>
-            </w:r>
-            <w:proofErr w:type="spellEnd"/>
-            <w:r>
-              <w:rPr>
-                <w:i/>
-                <w:iCs/>
-                <w:sz w:val="28"/>
-                <w:szCs w:val="28"/>
-              </w:rPr>
-              <w:t xml:space="preserve">         </w:t>
-            </w:r>
-            <w:proofErr w:type="spellStart"/>
-            <w:r>
-              <w:rPr>
-                <w:i/>
-                <w:iCs/>
-                <w:sz w:val="28"/>
-                <w:szCs w:val="28"/>
-              </w:rPr>
-              <w:t>năm</w:t>
-            </w:r>
-            <w:proofErr w:type="spellEnd"/>
-            <w:r>
-              <w:rPr>
-                <w:i/>
-                <w:iCs/>
-                <w:sz w:val="28"/>
-                <w:szCs w:val="28"/>
-              </w:rPr>
-              <w:t xml:space="preserve"> 2026</w:t>
+              <w:t>Tân Thuận, ngày         tháng         năm 2026</w:t>
             </w:r>
           </w:p>
           <w:p>
@@ -2166,7 +897,6 @@
                 <w:szCs w:val="28"/>
               </w:rPr>
             </w:pPr>
-            <w:proofErr w:type="spellStart"/>
             <w:r>
               <w:rPr>
                 <w:b/>
@@ -2174,69 +904,8 @@
                 <w:sz w:val="28"/>
                 <w:szCs w:val="28"/>
               </w:rPr>
-              <w:t>Người</w:t>
+              <w:t>Người nhận hồ sơ</w:t>
             </w:r>
-            <w:proofErr w:type="spellEnd"/>
-            <w:r>
-              <w:rPr>
-                <w:b/>
-                <w:bCs/>
-                <w:sz w:val="28"/>
-                <w:szCs w:val="28"/>
-              </w:rPr>
-              <w:t xml:space="preserve"> </w:t>
-            </w:r>
-            <w:proofErr w:type="spellStart"/>
-            <w:r>
-              <w:rPr>
-                <w:b/>
-                <w:bCs/>
-                <w:sz w:val="28"/>
-                <w:szCs w:val="28"/>
-              </w:rPr>
-              <w:t>nhận</w:t>
-            </w:r>
-            <w:proofErr w:type="spellEnd"/>
-            <w:r>
-              <w:rPr>
-                <w:b/>
-                <w:bCs/>
-                <w:sz w:val="28"/>
-                <w:szCs w:val="28"/>
-              </w:rPr>
-              <w:t xml:space="preserve"> </w:t>
-            </w:r>
-            <w:proofErr w:type="spellStart"/>
-            <w:r>
-              <w:rPr>
-                <w:b/>
-                <w:bCs/>
-                <w:sz w:val="28"/>
-                <w:szCs w:val="28"/>
-              </w:rPr>
-              <w:t>hồ</w:t>
-            </w:r>
-            <w:proofErr w:type="spellEnd"/>
-            <w:r>
-              <w:rPr>
-                <w:b/>
-                <w:bCs/>
-                <w:sz w:val="28"/>
-                <w:szCs w:val="28"/>
-              </w:rPr>
-              <w:t xml:space="preserve"> </w:t>
-            </w:r>
-            <w:proofErr w:type="spellStart"/>
-            <w:r>
-              <w:rPr>
-                <w:b/>
-                <w:bCs/>
-                <w:sz w:val="28"/>
-                <w:szCs w:val="28"/>
-              </w:rPr>
-              <w:t>sơ</w:t>
-            </w:r>
-            <w:proofErr w:type="spellEnd"/>
           </w:p>
           <w:p>
             <w:pPr>
@@ -2276,7 +945,7 @@
 </file>
 
 <file path=word/numbering.xml><?xml version="1.0" encoding="utf-8"?>
-<w:numbering xmlns:wpc="http://schemas.microsoft.com/office/word/2010/wordprocessingCanvas" xmlns:cx="http://schemas.microsoft.com/office/drawing/2014/chartex" xmlns:cx1="http://schemas.microsoft.com/office/drawing/2015/9/8/chartex" xmlns:cx2="http://schemas.microsoft.com/office/drawing/2015/10/21/chartex" xmlns:cx3="http://schemas.microsoft.com/office/drawing/2016/5/9/chartex" xmlns:cx4="http://schemas.microsoft.com/office/drawing/2016/5/10/chartex" xmlns:cx5="http://schemas.microsoft.com/office/drawing/2016/5/11/chartex" xmlns:cx6="http://schemas.microsoft.com/office/drawing/2016/5/12/chartex" xmlns:cx7="http://schemas.microsoft.com/office/drawing/2016/5/13/chartex" xmlns:cx8="http://schemas.microsoft.com/office/drawing/2016/5/14/chartex" xmlns:mc="http://schemas.openxmlformats.org/markup-compatibility/2006" xmlns:aink="http://schemas.microsoft.com/office/drawing/2016/ink" xmlns:am3d="http://schemas.microsoft.com/office/drawing/2017/model3d" xmlns:o="urn:schemas-microsoft-com:office:office" xmlns:r="http://schemas.openxmlformats.org/officeDocument/2006/relationships" xmlns:m="http://schemas.openxmlformats.org/officeDocument/2006/math" xmlns:v="urn:schemas-microsoft-com:vml" xmlns:wp14="http://schemas.microsoft.com/office/word/2010/wordprocessingDrawing" xmlns:wp="http://schemas.openxmlformats.org/drawingml/2006/wordprocessingDrawing" xmlns:w10="urn:schemas-microsoft-com:office:word" xmlns:w="http://schemas.openxmlformats.org/wordprocessingml/2006/main" xmlns:w14="http://schemas.microsoft.com/office/word/2010/wordml" xmlns:w15="http://schemas.microsoft.com/office/word/2012/wordml" xmlns:w16cex="http://schemas.microsoft.com/office/word/2018/wordml/cex" xmlns:w16cid="http://schemas.microsoft.com/office/word/2016/wordml/cid" xmlns:w16="http://schemas.microsoft.com/office/word/2018/wordml" xmlns:w16sdtdh="http://schemas.microsoft.com/office/word/2020/wordml/sdtdatahash" xmlns:w16se="http://schemas.microsoft.com/office/word/2015/wordml/symex" xmlns:wpg="http://schemas.microsoft.com/office/word/2010/wordprocessingGroup" xmlns:wpi="http://schemas.microsoft.com/office/word/2010/wordprocessingInk" xmlns:wne="http://schemas.microsoft.com/office/word/2006/wordml" xmlns:wps="http://schemas.microsoft.com/office/word/2010/wordprocessingShape" mc:Ignorable="w14 w15 w16se w16cid w16 w16cex w16sdtdh wp14">
+<w:numbering xmlns:wpc="http://schemas.microsoft.com/office/word/2010/wordprocessingCanvas" xmlns:cx="http://schemas.microsoft.com/office/drawing/2014/chartex" xmlns:cx1="http://schemas.microsoft.com/office/drawing/2015/9/8/chartex" xmlns:cx2="http://schemas.microsoft.com/office/drawing/2015/10/21/chartex" xmlns:cx3="http://schemas.microsoft.com/office/drawing/2016/5/9/chartex" xmlns:cx4="http://schemas.microsoft.com/office/drawing/2016/5/10/chartex" xmlns:cx5="http://schemas.microsoft.com/office/drawing/2016/5/11/chartex" xmlns:cx6="http://schemas.microsoft.com/office/drawing/2016/5/12/chartex" xmlns:cx7="http://schemas.microsoft.com/office/drawing/2016/5/13/chartex" xmlns:cx8="http://schemas.microsoft.com/office/drawing/2016/5/14/chartex" xmlns:mc="http://schemas.openxmlformats.org/markup-compatibility/2006" xmlns:aink="http://schemas.microsoft.com/office/drawing/2016/ink" xmlns:am3d="http://schemas.microsoft.com/office/drawing/2017/model3d" xmlns:o="urn:schemas-microsoft-com:office:office" xmlns:oel="http://schemas.microsoft.com/office/2019/extlst" xmlns:r="http://schemas.openxmlformats.org/officeDocument/2006/relationships" xmlns:m="http://schemas.openxmlformats.org/officeDocument/2006/math" xmlns:v="urn:schemas-microsoft-com:vml" xmlns:wp14="http://schemas.microsoft.com/office/word/2010/wordprocessingDrawing" xmlns:wp="http://schemas.openxmlformats.org/drawingml/2006/wordprocessingDrawing" xmlns:w10="urn:schemas-microsoft-com:office:word" xmlns:w="http://schemas.openxmlformats.org/wordprocessingml/2006/main" xmlns:w14="http://schemas.microsoft.com/office/word/2010/wordml" xmlns:w15="http://schemas.microsoft.com/office/word/2012/wordml" xmlns:w16cei="http://schemas.microsoft.com/office/word/2026/wordml/cei" xmlns:w16cex="http://schemas.microsoft.com/office/word/2018/wordml/cex" xmlns:w16cid="http://schemas.microsoft.com/office/word/2016/wordml/cid" xmlns:w16="http://schemas.microsoft.com/office/word/2018/wordml" xmlns:w16du="http://schemas.microsoft.com/office/word/2023/wordml/word16du" xmlns:w16sdtdh="http://schemas.microsoft.com/office/word/2020/wordml/sdtdatahash" xmlns:w16sdtfl="http://schemas.microsoft.com/office/word/2024/wordml/sdtformatlock" xmlns:w16se="http://schemas.microsoft.com/office/word/2015/wordml/symex" xmlns:wpg="http://schemas.microsoft.com/office/word/2010/wordprocessingGroup" xmlns:wpi="http://schemas.microsoft.com/office/word/2010/wordprocessingInk" xmlns:wne="http://schemas.microsoft.com/office/word/2006/wordml" xmlns:wps="http://schemas.microsoft.com/office/word/2010/wordprocessingShape" mc:Ignorable="w14 w15 w16se w16cid w16 w16cex w16sdtdh w16sdtfl w16du wp14">
   <w:abstractNum w:abstractNumId="0" w15:restartNumberingAfterBreak="0">
     <w:nsid w:val="6BCC3062"/>
     <w:multiLevelType w:val="hybridMultilevel"/>
@@ -2389,14 +1058,14 @@
       </w:rPr>
     </w:lvl>
   </w:abstractNum>
-  <w:num w:numId="1">
+  <w:num w:numId="1" w16cid:durableId="1113786894">
     <w:abstractNumId w:val="0"/>
   </w:num>
 </w:numbering>
 </file>
 
 <file path=word/styles.xml><?xml version="1.0" encoding="utf-8"?>
-<w:styles xmlns:mc="http://schemas.openxmlformats.org/markup-compatibility/2006" xmlns:r="http://schemas.openxmlformats.org/officeDocument/2006/relationships" xmlns:w="http://schemas.openxmlformats.org/wordprocessingml/2006/main" xmlns:w14="http://schemas.microsoft.com/office/word/2010/wordml" xmlns:w15="http://schemas.microsoft.com/office/word/2012/wordml" xmlns:w16cex="http://schemas.microsoft.com/office/word/2018/wordml/cex" xmlns:w16cid="http://schemas.microsoft.com/office/word/2016/wordml/cid" xmlns:w16="http://schemas.microsoft.com/office/word/2018/wordml" xmlns:w16sdtdh="http://schemas.microsoft.com/office/word/2020/wordml/sdtdatahash" xmlns:w16se="http://schemas.microsoft.com/office/word/2015/wordml/symex" mc:Ignorable="w14 w15 w16se w16cid w16 w16cex w16sdtdh">
+<w:styles xmlns:mc="http://schemas.openxmlformats.org/markup-compatibility/2006" xmlns:r="http://schemas.openxmlformats.org/officeDocument/2006/relationships" xmlns:w="http://schemas.openxmlformats.org/wordprocessingml/2006/main" xmlns:w14="http://schemas.microsoft.com/office/word/2010/wordml" xmlns:w15="http://schemas.microsoft.com/office/word/2012/wordml" xmlns:w16cex="http://schemas.microsoft.com/office/word/2018/wordml/cex" xmlns:w16cid="http://schemas.microsoft.com/office/word/2016/wordml/cid" xmlns:w16="http://schemas.microsoft.com/office/word/2018/wordml" xmlns:w16du="http://schemas.microsoft.com/office/word/2023/wordml/word16du" xmlns:w16sdtdh="http://schemas.microsoft.com/office/word/2020/wordml/sdtdatahash" xmlns:w16sdtfl="http://schemas.microsoft.com/office/word/2024/wordml/sdtformatlock" xmlns:w16se="http://schemas.microsoft.com/office/word/2015/wordml/symex" mc:Ignorable="w14 w15 w16se w16cid w16 w16cex w16sdtdh w16sdtfl w16du">
   <w:docDefaults>
     <w:rPrDefault>
       <w:rPr>

--- a/storage/app/templates/bien-nhan.docx
+++ b/storage/app/templates/bien-nhan.docx
@@ -5,7 +5,8 @@
     <w:tbl>
       <w:tblPr>
         <w:tblStyle w:val="TableGrid"/>
-        <w:tblW w:w="0" w:type="auto"/>
+        <w:tblW w:w="11483" w:type="dxa"/>
+        <w:tblInd w:w="-998" w:type="dxa"/>
         <w:tblBorders>
           <w:top w:val="none" w:sz="0" w:space="0" w:color="auto"/>
           <w:left w:val="none" w:sz="0" w:space="0" w:color="auto"/>
@@ -17,195 +18,151 @@
         <w:tblLook w:val="04A0" w:firstRow="1" w:lastRow="0" w:firstColumn="1" w:lastColumn="0" w:noHBand="0" w:noVBand="1"/>
       </w:tblPr>
       <w:tblGrid>
-        <w:gridCol w:w="3539"/>
-        <w:gridCol w:w="6422"/>
+        <w:gridCol w:w="5813"/>
+        <w:gridCol w:w="5670"/>
       </w:tblGrid>
       <w:tr>
         <w:tc>
           <w:tcPr>
-            <w:tcW w:w="3539" w:type="dxa"/>
+            <w:tcW w:w="5813" w:type="dxa"/>
           </w:tcPr>
           <w:p>
             <w:pPr>
-              <w:jc w:val="center"/>
-              <w:rPr>
-                <w:sz w:val="28"/>
-                <w:szCs w:val="28"/>
+              <w:pStyle w:val="Heading1"/>
+              <w:rPr>
+                <w:rFonts w:ascii="Times New Roman" w:hAnsi="Times New Roman"/>
+                <w:bCs/>
+                <w:color w:val="auto"/>
+                <w:sz w:val="26"/>
+                <w:szCs w:val="26"/>
               </w:rPr>
             </w:pPr>
             <w:r>
               <w:rPr>
-                <w:sz w:val="28"/>
-                <w:szCs w:val="28"/>
-              </w:rPr>
-              <w:t>ỦY BAN NHÂN DÂN</w:t>
+                <w:rFonts w:ascii="Times New Roman" w:hAnsi="Times New Roman"/>
+                <w:bCs/>
+                <w:color w:val="auto"/>
+                <w:sz w:val="26"/>
+                <w:szCs w:val="26"/>
+              </w:rPr>
+              <w:fldChar w:fldCharType="begin"/>
+            </w:r>
+            <w:r>
+              <w:rPr>
+                <w:rFonts w:ascii="Times New Roman" w:hAnsi="Times New Roman"/>
+                <w:bCs/>
+                <w:color w:val="auto"/>
+                <w:sz w:val="26"/>
+                <w:szCs w:val="26"/>
+              </w:rPr>
+              <w:instrText>MERGEFIELD GioiTinh \* MERGEFORMAT</w:instrText>
+            </w:r>
+            <w:r>
+              <w:rPr>
+                <w:rFonts w:ascii="Times New Roman" w:hAnsi="Times New Roman"/>
+                <w:bCs/>
+                <w:color w:val="auto"/>
+                <w:sz w:val="26"/>
+                <w:szCs w:val="26"/>
+              </w:rPr>
+              <w:fldChar w:fldCharType="separate"/>
+            </w:r>
+            <w:r>
+              <w:rPr>
+                <w:rFonts w:ascii="Times New Roman" w:hAnsi="Times New Roman"/>
+                <w:bCs/>
+                <w:color w:val="auto"/>
+                <w:sz w:val="26"/>
+                <w:szCs w:val="26"/>
+              </w:rPr>
+              <w:t>${SchoolManagingAgency}</w:t>
+            </w:r>
+            <w:r>
+              <w:rPr>
+                <w:rFonts w:ascii="Times New Roman" w:hAnsi="Times New Roman"/>
+                <w:bCs/>
+                <w:color w:val="auto"/>
+                <w:sz w:val="26"/>
+                <w:szCs w:val="26"/>
+              </w:rPr>
+              <w:fldChar w:fldCharType="end"/>
             </w:r>
           </w:p>
           <w:p>
-            <w:pPr>
-              <w:jc w:val="center"/>
-              <w:rPr>
-                <w:sz w:val="28"/>
-                <w:szCs w:val="28"/>
-              </w:rPr>
-            </w:pPr>
-            <w:r>
-              <w:rPr>
-                <w:sz w:val="28"/>
-                <w:szCs w:val="28"/>
-              </w:rPr>
-              <w:t xml:space="preserve">PHƯỜNG </w:t>
-            </w:r>
-            <w:r>
-              <w:rPr>
-                <w:sz w:val="28"/>
-                <w:szCs w:val="28"/>
-              </w:rPr>
-              <w:t>PHÚ</w:t>
-            </w:r>
-            <w:r>
-              <w:rPr>
-                <w:sz w:val="28"/>
-                <w:szCs w:val="28"/>
-              </w:rPr>
-              <w:t xml:space="preserve"> THUẬN</w:t>
-            </w:r>
-          </w:p>
-          <w:p>
-            <w:pPr>
-              <w:jc w:val="center"/>
-              <w:rPr>
-                <w:b/>
-                <w:bCs/>
-                <w:sz w:val="28"/>
-                <w:szCs w:val="28"/>
-              </w:rPr>
-            </w:pPr>
-            <w:r>
-              <w:rPr>
-                <w:b/>
-                <w:bCs/>
-                <w:sz w:val="28"/>
-                <w:szCs w:val="28"/>
-              </w:rPr>
-              <w:t>TRƯỜNG TIỂU HỌC</w:t>
-            </w:r>
-          </w:p>
-          <w:p>
-            <w:pPr>
-              <w:jc w:val="center"/>
-            </w:pPr>
-            <w:r>
-              <w:rPr>
-                <w:b/>
-                <w:bCs/>
-                <w:sz w:val="28"/>
-                <w:szCs w:val="28"/>
-              </w:rPr>
-              <w:t xml:space="preserve">NGUYỄN </w:t>
-            </w:r>
-            <w:r>
-              <w:rPr>
-                <w:b/>
-                <w:bCs/>
-                <w:sz w:val="28"/>
-                <w:szCs w:val="28"/>
-              </w:rPr>
-              <w:t>VĂN HƯỞNG</w:t>
-            </w:r>
-          </w:p>
-        </w:tc>
-        <w:tc>
-          <w:tcPr>
-            <w:tcW w:w="6422" w:type="dxa"/>
-          </w:tcPr>
-          <w:p>
-            <w:pPr>
-              <w:jc w:val="center"/>
-              <w:rPr>
-                <w:b/>
-                <w:bCs/>
-                <w:sz w:val="28"/>
-                <w:szCs w:val="28"/>
-              </w:rPr>
-            </w:pPr>
-            <w:r>
-              <w:rPr>
-                <w:b/>
-                <w:bCs/>
-                <w:sz w:val="28"/>
-                <w:szCs w:val="28"/>
-              </w:rPr>
-              <w:t>CỘNG HÒA XÃ HỘI CHỦ NGHĨA VIỆT NAM</w:t>
-            </w:r>
-          </w:p>
-          <w:p>
-            <w:pPr>
-              <w:jc w:val="center"/>
-            </w:pPr>
-            <w:r>
-              <w:rPr>
-                <w:b/>
-                <w:bCs/>
+            <w:r>
+              <w:rPr>
                 <w:noProof/>
-                <w:sz w:val="28"/>
                 <w:szCs w:val="28"/>
               </w:rPr>
               <mc:AlternateContent>
                 <mc:Choice Requires="wps">
                   <w:drawing>
-                    <wp:anchor distT="0" distB="0" distL="114300" distR="114300" simplePos="0" relativeHeight="251660288" behindDoc="0" locked="0" layoutInCell="1" allowOverlap="1" wp14:anchorId="26EA0124" wp14:editId="57730D87">
+                    <wp:anchor distT="0" distB="0" distL="114300" distR="114300" simplePos="0" relativeHeight="251659264" behindDoc="0" locked="0" layoutInCell="1" allowOverlap="1" wp14:anchorId="771F78F7" wp14:editId="244005AF">
                       <wp:simplePos x="0" y="0"/>
                       <wp:positionH relativeFrom="column">
-                        <wp:posOffset>877877</wp:posOffset>
+                        <wp:posOffset>847725</wp:posOffset>
                       </wp:positionH>
                       <wp:positionV relativeFrom="paragraph">
-                        <wp:posOffset>225814</wp:posOffset>
+                        <wp:posOffset>327025</wp:posOffset>
                       </wp:positionV>
-                      <wp:extent cx="2176862" cy="0"/>
-                      <wp:effectExtent l="0" t="0" r="0" b="0"/>
+                      <wp:extent cx="1447800" cy="0"/>
+                      <wp:effectExtent l="9525" t="12700" r="9525" b="6350"/>
                       <wp:wrapNone/>
-                      <wp:docPr id="1348284244" name="Straight Connector 2"/>
-                      <wp:cNvGraphicFramePr/>
+                      <wp:docPr id="1582264912" name="Straight Arrow Connector 6"/>
+                      <wp:cNvGraphicFramePr>
+                        <a:graphicFrameLocks xmlns:a="http://schemas.openxmlformats.org/drawingml/2006/main"/>
+                      </wp:cNvGraphicFramePr>
                       <a:graphic xmlns:a="http://schemas.openxmlformats.org/drawingml/2006/main">
                         <a:graphicData uri="http://schemas.microsoft.com/office/word/2010/wordprocessingShape">
                           <wps:wsp>
-                            <wps:cNvCnPr/>
-                            <wps:spPr>
+                            <wps:cNvCnPr>
+                              <a:cxnSpLocks noChangeShapeType="1"/>
+                            </wps:cNvCnPr>
+                            <wps:spPr bwMode="auto">
                               <a:xfrm>
                                 <a:off x="0" y="0"/>
-                                <a:ext cx="2176862" cy="0"/>
+                                <a:ext cx="1447800" cy="0"/>
                               </a:xfrm>
-                              <a:prstGeom prst="line">
+                              <a:prstGeom prst="straightConnector1">
                                 <a:avLst/>
                               </a:prstGeom>
+                              <a:noFill/>
+                              <a:ln w="9525">
+                                <a:solidFill>
+                                  <a:srgbClr val="000000"/>
+                                </a:solidFill>
+                                <a:round/>
+                                <a:headEnd/>
+                                <a:tailEnd/>
+                              </a:ln>
+                              <a:extLst>
+                                <a:ext uri="{909E8E84-426E-40DD-AFC4-6F175D3DCCD1}">
+                                  <a14:hiddenFill xmlns:a14="http://schemas.microsoft.com/office/drawing/2010/main">
+                                    <a:noFill/>
+                                  </a14:hiddenFill>
+                                </a:ext>
+                              </a:extLst>
                             </wps:spPr>
-                            <wps:style>
-                              <a:lnRef idx="1">
-                                <a:schemeClr val="dk1"/>
-                              </a:lnRef>
-                              <a:fillRef idx="0">
-                                <a:schemeClr val="dk1"/>
-                              </a:fillRef>
-                              <a:effectRef idx="0">
-                                <a:schemeClr val="dk1"/>
-                              </a:effectRef>
-                              <a:fontRef idx="minor">
-                                <a:schemeClr val="tx1"/>
-                              </a:fontRef>
-                            </wps:style>
                             <wps:bodyPr/>
                           </wps:wsp>
                         </a:graphicData>
                       </a:graphic>
+                      <wp14:sizeRelH relativeFrom="page">
+                        <wp14:pctWidth>0</wp14:pctWidth>
+                      </wp14:sizeRelH>
+                      <wp14:sizeRelV relativeFrom="page">
+                        <wp14:pctHeight>0</wp14:pctHeight>
+                      </wp14:sizeRelV>
                     </wp:anchor>
                   </w:drawing>
                 </mc:Choice>
                 <mc:Fallback>
                   <w:pict>
-                    <v:line w14:anchorId="370ADB59" id="Straight Connector 2" o:spid="_x0000_s1026" style="position:absolute;z-index:251660288;visibility:visible;mso-wrap-style:square;mso-wrap-distance-left:9pt;mso-wrap-distance-top:0;mso-wrap-distance-right:9pt;mso-wrap-distance-bottom:0;mso-position-horizontal:absolute;mso-position-horizontal-relative:text;mso-position-vertical:absolute;mso-position-vertical-relative:text" from="69.1pt,17.8pt" to="240.5pt,17.8pt" o:gfxdata="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" strokecolor="black [3200]" strokeweight=".5pt">
-                      <v:stroke joinstyle="miter"/>
-                    </v:line>
+                    <v:shapetype w14:anchorId="2498C5A7" id="_x0000_t32" coordsize="21600,21600" o:spt="32" o:oned="t" path="m,l21600,21600e" filled="f">
+                      <v:path arrowok="t" fillok="f" o:connecttype="none"/>
+                      <o:lock v:ext="edit" shapetype="t"/>
+                    </v:shapetype>
+                    <v:shape id="Straight Arrow Connector 6" o:spid="_x0000_s1026" type="#_x0000_t32" style="position:absolute;margin-left:66.75pt;margin-top:25.75pt;width:114pt;height:0;z-index:251659264;visibility:visible;mso-wrap-style:square;mso-width-percent:0;mso-height-percent:0;mso-wrap-distance-left:9pt;mso-wrap-distance-top:0;mso-wrap-distance-right:9pt;mso-wrap-distance-bottom:0;mso-position-horizontal:absolute;mso-position-horizontal-relative:text;mso-position-vertical:absolute;mso-position-vertical-relative:text;mso-width-percent:0;mso-height-percent:0;mso-width-relative:page;mso-height-relative:page" o:gfxdata="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"/>
                   </w:pict>
                 </mc:Fallback>
               </mc:AlternateContent>
@@ -213,79 +170,192 @@
             <w:r>
               <w:rPr>
                 <w:b/>
+                <w:szCs w:val="26"/>
+              </w:rPr>
+              <w:fldChar w:fldCharType="begin"/>
+            </w:r>
+            <w:r>
+              <w:rPr>
+                <w:b/>
+                <w:szCs w:val="26"/>
+              </w:rPr>
+              <w:instrText>MERGEFIELD GioiTinh \* MERGEFORMAT</w:instrText>
+            </w:r>
+            <w:r>
+              <w:rPr>
+                <w:b/>
+                <w:szCs w:val="26"/>
+              </w:rPr>
+              <w:fldChar w:fldCharType="separate"/>
+            </w:r>
+            <w:r>
+              <w:rPr>
+                <w:b/>
+                <w:szCs w:val="26"/>
+              </w:rPr>
+              <w:t>${SchoolName}</w:t>
+            </w:r>
+            <w:r>
+              <w:rPr>
+                <w:b/>
+                <w:szCs w:val="26"/>
+              </w:rPr>
+              <w:fldChar w:fldCharType="end"/>
+            </w:r>
+          </w:p>
+        </w:tc>
+        <w:tc>
+          <w:tcPr>
+            <w:tcW w:w="5670" w:type="dxa"/>
+          </w:tcPr>
+          <w:p>
+            <w:pPr>
+              <w:pStyle w:val="Heading1"/>
+              <w:rPr>
+                <w:rFonts w:ascii="Times New Roman" w:hAnsi="Times New Roman"/>
+                <w:b/>
                 <w:bCs/>
-                <w:sz w:val="28"/>
+                <w:color w:val="auto"/>
+                <w:sz w:val="26"/>
                 <w:szCs w:val="28"/>
               </w:rPr>
+            </w:pPr>
+            <w:r>
+              <w:rPr>
+                <w:rFonts w:ascii="Times New Roman" w:hAnsi="Times New Roman"/>
+                <w:b/>
+                <w:bCs/>
+                <w:color w:val="auto"/>
+                <w:sz w:val="26"/>
+                <w:szCs w:val="28"/>
+              </w:rPr>
+              <w:t>CỘNG HÒA XÃ HỘI CHỦ NGHĨA VIỆT NAM</w:t>
+            </w:r>
+          </w:p>
+          <w:p>
+            <w:pPr>
+              <w:jc w:val="center"/>
+              <w:rPr>
+                <w:b/>
+                <w:bCs/>
+                <w:szCs w:val="28"/>
+              </w:rPr>
+            </w:pPr>
+            <w:r>
+              <w:rPr>
+                <w:b/>
+                <w:bCs/>
+                <w:szCs w:val="28"/>
+              </w:rPr>
               <w:t>Độc lập – Tự do – Hạnh phúc</w:t>
+            </w:r>
+          </w:p>
+          <w:p>
+            <w:pPr>
+              <w:rPr>
+                <w:b/>
+                <w:bCs/>
+              </w:rPr>
+            </w:pPr>
+            <w:r>
+              <w:rPr>
+                <w:b/>
+                <w:bCs/>
+                <w:noProof/>
+                <w:szCs w:val="28"/>
+              </w:rPr>
+              <mc:AlternateContent>
+                <mc:Choice Requires="wps">
+                  <w:drawing>
+                    <wp:anchor distT="0" distB="0" distL="114300" distR="114300" simplePos="0" relativeHeight="251660288" behindDoc="0" locked="0" layoutInCell="1" allowOverlap="1" wp14:anchorId="0D709232" wp14:editId="5E4FDEE1">
+                      <wp:simplePos x="0" y="0"/>
+                      <wp:positionH relativeFrom="column">
+                        <wp:posOffset>657860</wp:posOffset>
+                      </wp:positionH>
+                      <wp:positionV relativeFrom="paragraph">
+                        <wp:posOffset>137160</wp:posOffset>
+                      </wp:positionV>
+                      <wp:extent cx="2076450" cy="0"/>
+                      <wp:effectExtent l="10160" t="13335" r="8890" b="5715"/>
+                      <wp:wrapNone/>
+                      <wp:docPr id="1963220500" name="Straight Arrow Connector 5"/>
+                      <wp:cNvGraphicFramePr>
+                        <a:graphicFrameLocks xmlns:a="http://schemas.openxmlformats.org/drawingml/2006/main"/>
+                      </wp:cNvGraphicFramePr>
+                      <a:graphic xmlns:a="http://schemas.openxmlformats.org/drawingml/2006/main">
+                        <a:graphicData uri="http://schemas.microsoft.com/office/word/2010/wordprocessingShape">
+                          <wps:wsp>
+                            <wps:cNvCnPr>
+                              <a:cxnSpLocks noChangeShapeType="1"/>
+                            </wps:cNvCnPr>
+                            <wps:spPr bwMode="auto">
+                              <a:xfrm>
+                                <a:off x="0" y="0"/>
+                                <a:ext cx="2076450" cy="0"/>
+                              </a:xfrm>
+                              <a:prstGeom prst="straightConnector1">
+                                <a:avLst/>
+                              </a:prstGeom>
+                              <a:noFill/>
+                              <a:ln w="9525">
+                                <a:solidFill>
+                                  <a:srgbClr val="000000"/>
+                                </a:solidFill>
+                                <a:round/>
+                                <a:headEnd/>
+                                <a:tailEnd/>
+                              </a:ln>
+                              <a:extLst>
+                                <a:ext uri="{909E8E84-426E-40DD-AFC4-6F175D3DCCD1}">
+                                  <a14:hiddenFill xmlns:a14="http://schemas.microsoft.com/office/drawing/2010/main">
+                                    <a:noFill/>
+                                  </a14:hiddenFill>
+                                </a:ext>
+                              </a:extLst>
+                            </wps:spPr>
+                            <wps:bodyPr/>
+                          </wps:wsp>
+                        </a:graphicData>
+                      </a:graphic>
+                      <wp14:sizeRelH relativeFrom="page">
+                        <wp14:pctWidth>0</wp14:pctWidth>
+                      </wp14:sizeRelH>
+                      <wp14:sizeRelV relativeFrom="page">
+                        <wp14:pctHeight>0</wp14:pctHeight>
+                      </wp14:sizeRelV>
+                    </wp:anchor>
+                  </w:drawing>
+                </mc:Choice>
+                <mc:Fallback>
+                  <w:pict>
+                    <v:shape w14:anchorId="1440D59D" id="Straight Arrow Connector 5" o:spid="_x0000_s1026" type="#_x0000_t32" style="position:absolute;margin-left:51.8pt;margin-top:10.8pt;width:163.5pt;height:0;z-index:251660288;visibility:visible;mso-wrap-style:square;mso-width-percent:0;mso-height-percent:0;mso-wrap-distance-left:9pt;mso-wrap-distance-top:0;mso-wrap-distance-right:9pt;mso-wrap-distance-bottom:0;mso-position-horizontal:absolute;mso-position-horizontal-relative:text;mso-position-vertical:absolute;mso-position-vertical-relative:text;mso-width-percent:0;mso-height-percent:0;mso-width-relative:page;mso-height-relative:page" o:gfxdata="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"/>
+                  </w:pict>
+                </mc:Fallback>
+              </mc:AlternateContent>
             </w:r>
           </w:p>
         </w:tc>
       </w:tr>
     </w:tbl>
+    <w:p/>
     <w:p>
-      <w:r>
-        <w:rPr>
-          <w:noProof/>
-        </w:rPr>
-        <mc:AlternateContent>
-          <mc:Choice Requires="wps">
-            <w:drawing>
-              <wp:anchor distT="0" distB="0" distL="114300" distR="114300" simplePos="0" relativeHeight="251659264" behindDoc="0" locked="0" layoutInCell="1" allowOverlap="1" wp14:anchorId="4FBBA7B3" wp14:editId="1C1F1977">
-                <wp:simplePos x="0" y="0"/>
-                <wp:positionH relativeFrom="column">
-                  <wp:posOffset>798584</wp:posOffset>
-                </wp:positionH>
-                <wp:positionV relativeFrom="paragraph">
-                  <wp:posOffset>43057</wp:posOffset>
-                </wp:positionV>
-                <wp:extent cx="772816" cy="0"/>
-                <wp:effectExtent l="0" t="0" r="0" b="0"/>
-                <wp:wrapNone/>
-                <wp:docPr id="452476725" name="Straight Connector 1"/>
-                <wp:cNvGraphicFramePr/>
-                <a:graphic xmlns:a="http://schemas.openxmlformats.org/drawingml/2006/main">
-                  <a:graphicData uri="http://schemas.microsoft.com/office/word/2010/wordprocessingShape">
-                    <wps:wsp>
-                      <wps:cNvCnPr/>
-                      <wps:spPr>
-                        <a:xfrm>
-                          <a:off x="0" y="0"/>
-                          <a:ext cx="772816" cy="0"/>
-                        </a:xfrm>
-                        <a:prstGeom prst="line">
-                          <a:avLst/>
-                        </a:prstGeom>
-                      </wps:spPr>
-                      <wps:style>
-                        <a:lnRef idx="1">
-                          <a:schemeClr val="dk1"/>
-                        </a:lnRef>
-                        <a:fillRef idx="0">
-                          <a:schemeClr val="dk1"/>
-                        </a:fillRef>
-                        <a:effectRef idx="0">
-                          <a:schemeClr val="dk1"/>
-                        </a:effectRef>
-                        <a:fontRef idx="minor">
-                          <a:schemeClr val="tx1"/>
-                        </a:fontRef>
-                      </wps:style>
-                      <wps:bodyPr/>
-                    </wps:wsp>
-                  </a:graphicData>
-                </a:graphic>
-              </wp:anchor>
-            </w:drawing>
-          </mc:Choice>
-          <mc:Fallback>
-            <w:pict>
-              <v:line w14:anchorId="0166D8EF" id="Straight Connector 1" o:spid="_x0000_s1026" style="position:absolute;z-index:251659264;visibility:visible;mso-wrap-style:square;mso-wrap-distance-left:9pt;mso-wrap-distance-top:0;mso-wrap-distance-right:9pt;mso-wrap-distance-bottom:0;mso-position-horizontal:absolute;mso-position-horizontal-relative:text;mso-position-vertical:absolute;mso-position-vertical-relative:text" from="62.9pt,3.4pt" to="123.75pt,3.4pt" o:gfxdata="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" strokecolor="black [3200]" strokeweight=".5pt">
-                <v:stroke joinstyle="miter"/>
-              </v:line>
-            </w:pict>
-          </mc:Fallback>
-        </mc:AlternateContent>
+      <w:pPr>
+        <w:jc w:val="center"/>
+        <w:rPr>
+          <w:b/>
+          <w:bCs/>
+          <w:sz w:val="28"/>
+          <w:szCs w:val="28"/>
+        </w:rPr>
+      </w:pPr>
+      <w:r>
+        <w:rPr>
+          <w:b/>
+          <w:bCs/>
+          <w:sz w:val="28"/>
+          <w:szCs w:val="28"/>
+        </w:rPr>
+        <w:t>BIÊN NHẬN HỒ SƠ</w:t>
       </w:r>
     </w:p>
     <w:p>
@@ -305,7 +375,43 @@
           <w:sz w:val="28"/>
           <w:szCs w:val="28"/>
         </w:rPr>
-        <w:t>BIÊN NHẬN HỒ SƠ</w:t>
+        <w:t xml:space="preserve">Hội đồng tuyển sinh lớp 1 của </w:t>
+      </w:r>
+      <w:r>
+        <w:rPr>
+          <w:b/>
+        </w:rPr>
+        <w:t xml:space="preserve"> </w:t>
+      </w:r>
+      <w:r>
+        <w:rPr>
+          <w:b/>
+        </w:rPr>
+        <w:fldChar w:fldCharType="begin"/>
+      </w:r>
+      <w:r>
+        <w:rPr>
+          <w:b/>
+        </w:rPr>
+        <w:instrText>MERGEFIELD GioiTinh \* MERGEFORMAT</w:instrText>
+      </w:r>
+      <w:r>
+        <w:rPr>
+          <w:b/>
+        </w:rPr>
+        <w:fldChar w:fldCharType="separate"/>
+      </w:r>
+      <w:r>
+        <w:rPr>
+          <w:b/>
+        </w:rPr>
+        <w:t>${SchoolNameUCase}</w:t>
+      </w:r>
+      <w:r>
+        <w:rPr>
+          <w:b/>
+        </w:rPr>
+        <w:fldChar w:fldCharType="end"/>
       </w:r>
     </w:p>
     <w:p>
@@ -325,45 +431,58 @@
           <w:sz w:val="28"/>
           <w:szCs w:val="28"/>
         </w:rPr>
-        <w:t xml:space="preserve">Hội đồng tuyển sinh lớp 1 của trường Tiểu học Nguyễn </w:t>
+        <w:t xml:space="preserve">Năm học </w:t>
       </w:r>
       <w:r>
         <w:rPr>
           <w:b/>
           <w:bCs/>
-          <w:sz w:val="28"/>
-          <w:szCs w:val="28"/>
-        </w:rPr>
-        <w:t>Văn Hưởng</w:t>
-      </w:r>
-    </w:p>
-    <w:p>
-      <w:pPr>
-        <w:jc w:val="center"/>
+        </w:rPr>
+        <w:fldChar w:fldCharType="begin"/>
+      </w:r>
+      <w:r>
         <w:rPr>
           <w:b/>
           <w:bCs/>
-          <w:sz w:val="28"/>
-          <w:szCs w:val="28"/>
-        </w:rPr>
-      </w:pPr>
+        </w:rPr>
+        <w:instrText>MERGEFIELD NgaySinh \* MERGEFORMAT</w:instrText>
+      </w:r>
       <w:r>
         <w:rPr>
           <w:b/>
           <w:bCs/>
-          <w:sz w:val="28"/>
-          <w:szCs w:val="28"/>
-        </w:rPr>
-        <w:t>Năm học 2026 – 2027</w:t>
-      </w:r>
-    </w:p>
-    <w:p>
-      <w:pPr>
-        <w:rPr>
-          <w:sz w:val="28"/>
-          <w:szCs w:val="28"/>
-        </w:rPr>
-      </w:pPr>
+        </w:rPr>
+        <w:fldChar w:fldCharType="separate"/>
+      </w:r>
+      <w:r>
+        <w:rPr>
+          <w:b/>
+          <w:bCs/>
+        </w:rPr>
+        <w:t>${</w:t>
+      </w:r>
+      <w:r>
+        <w:rPr>
+          <w:b/>
+          <w:bCs/>
+          <w:lang w:val="vi-VN"/>
+        </w:rPr>
+        <w:t>SchoolYear</w:t>
+      </w:r>
+      <w:r>
+        <w:rPr>
+          <w:b/>
+          <w:bCs/>
+        </w:rPr>
+        <w:t>}</w:t>
+      </w:r>
+      <w:r>
+        <w:rPr>
+          <w:b/>
+          <w:bCs/>
+        </w:rPr>
+        <w:fldChar w:fldCharType="end"/>
+      </w:r>
     </w:p>
     <w:p>
       <w:pPr>
@@ -884,7 +1003,16 @@
                 <w:sz w:val="28"/>
                 <w:szCs w:val="28"/>
               </w:rPr>
-              <w:t>Tân Thuận, ngày         tháng         năm 2026</w:t>
+              <w:t xml:space="preserve">Tân Thuận, ngày         tháng         năm </w:t>
+            </w:r>
+            <w:r>
+              <w:rPr>
+                <w:i/>
+                <w:iCs/>
+                <w:sz w:val="28"/>
+                <w:szCs w:val="28"/>
+              </w:rPr>
+              <w:t>….</w:t>
             </w:r>
           </w:p>
           <w:p>
@@ -1238,7 +1366,7 @@
     <w:lsdException w:name="Table Web 2" w:semiHidden="1" w:unhideWhenUsed="1"/>
     <w:lsdException w:name="Table Web 3" w:semiHidden="1" w:unhideWhenUsed="1"/>
     <w:lsdException w:name="Balloon Text" w:semiHidden="1" w:unhideWhenUsed="1"/>
-    <w:lsdException w:name="Table Grid" w:uiPriority="39"/>
+    <w:lsdException w:name="Table Grid" w:uiPriority="0"/>
     <w:lsdException w:name="Table Theme" w:semiHidden="1" w:unhideWhenUsed="1"/>
     <w:lsdException w:name="Placeholder Text" w:semiHidden="1"/>
     <w:lsdException w:name="No Spacing" w:uiPriority="1" w:qFormat="1"/>
@@ -1984,7 +2112,6 @@
   <w:style w:type="table" w:styleId="TableGrid">
     <w:name w:val="Table Grid"/>
     <w:basedOn w:val="TableNormal"/>
-    <w:uiPriority w:val="39"/>
     <w:rsid w:val="00121094"/>
     <w:pPr>
       <w:spacing w:after="0" w:line="240" w:lineRule="auto"/>
